--- a/eleva/estrutura-google-ads-portal-sindico.docx
+++ b/eleva/estrutura-google-ads-portal-sindico.docx
@@ -223,7 +223,14 @@
           <w:sz w:val="21"/>
           <w:szCs w:val="21"/>
         </w:rPr>
-        <w:t xml:space="preserve">Restrição atual, enquanto o Giuliano não liberar:</w:t>
+        <w:t xml:space="preserve">Nome do produto confirmado:</w:t>
+      </w:r>
+      <w:r>
+        <w:rPr>
+          <w:sz w:val="21"/>
+          <w:szCs w:val="21"/>
+        </w:rPr>
+        <w:t xml:space="preserve"> Portal do Síndico. Pode ser usado normalmente em anúncios, palavras-chave e textos pagos.</w:t>
       </w:r>
     </w:p>
     <w:p>
@@ -237,10 +244,95 @@
       </w:pPr>
       <w:r>
         <w:rPr>
-          <w:sz w:val="21"/>
-          <w:szCs w:val="21"/>
-        </w:rPr>
-        <w:t xml:space="preserve">Não ativar os anúncios ainda — eles só entram depois que a medição de conversão estiver confirmada ("Gravando conversões" no Google Ads) e com o ok dele.</w:t>
+          <w:b/>
+          <w:bCs/>
+          <w:sz w:val="21"/>
+          <w:szCs w:val="21"/>
+        </w:rPr>
+        <w:t xml:space="preserve">Momento de ativação:</w:t>
+      </w:r>
+      <w:r>
+        <w:rPr>
+          <w:sz w:val="21"/>
+          <w:szCs w:val="21"/>
+        </w:rPr>
+        <w:t xml:space="preserve"> os anúncios só entram no ar quando o portal estiver totalmente ativo (fora da fase de antecipação/lista de espera), depois da medição de conversão confirmada ("Gravando conversões" no Google Ads) e com o ok do Giuliano. A fase de antecipação é trabalhada só no orgânico (Instagram e Meta), não no Google Ads.</w:t>
+      </w:r>
+    </w:p>
+    <w:p>
+      <w:pPr>
+        <w:spacing w:after="160"/>
+      </w:pPr>
+      <w:r>
+        <w:rPr>
+          <w:sz w:val="21"/>
+          <w:szCs w:val="21"/>
+        </w:rPr>
+        <w:t xml:space="preserve">Por isso, esta estrutura já vem pronta com o nome do produto, para ser ativada assim que o portal estiver no ar e a medição validada.</w:t>
+      </w:r>
+    </w:p>
+    <w:p>
+      <w:pPr>
+        <w:pBdr>
+          <w:bottom w:val="single" w:color="cccccc" w:sz="6" w:space="4"/>
+        </w:pBdr>
+        <w:spacing w:after="200"/>
+      </w:pPr>
+    </w:p>
+    <w:p>
+      <w:pPr>
+        <w:pStyle w:val="Heading2"/>
+        <w:keepNext/>
+        <w:spacing w:after="150" w:before="300"/>
+      </w:pPr>
+      <w:r>
+        <w:t xml:space="preserve">2. Objetivo da campanha</w:t>
+      </w:r>
+    </w:p>
+    <w:p>
+      <w:pPr>
+        <w:spacing w:after="160"/>
+      </w:pPr>
+      <w:r>
+        <w:rPr>
+          <w:sz w:val="21"/>
+          <w:szCs w:val="21"/>
+        </w:rPr>
+        <w:t xml:space="preserve">Gerar cadastros qualificados no teste grátis de 60 dias, não venda direta. A campanha é de </w:t>
+      </w:r>
+      <w:r>
+        <w:rPr>
+          <w:b/>
+          <w:bCs/>
+          <w:sz w:val="21"/>
+          <w:szCs w:val="21"/>
+        </w:rPr>
+        <w:t xml:space="preserve">geração de leads/cadastro</w:t>
+      </w:r>
+      <w:r>
+        <w:rPr>
+          <w:sz w:val="21"/>
+          <w:szCs w:val="21"/>
+        </w:rPr>
+        <w:t xml:space="preserve">, alinhada com a meta de conversão descrita na medição: "a pessoa começa o teste grátis". Entra no ar só quando o portal estiver com acesso liberado de verdade — a captação antecipada/lista de espera é feita apenas pelo orgânico.</w:t>
+      </w:r>
+    </w:p>
+    <w:p>
+      <w:pPr>
+        <w:pBdr>
+          <w:bottom w:val="single" w:color="cccccc" w:sz="6" w:space="4"/>
+        </w:pBdr>
+        <w:spacing w:after="200"/>
+      </w:pPr>
+    </w:p>
+    <w:p>
+      <w:pPr>
+        <w:pStyle w:val="Heading2"/>
+        <w:keepNext/>
+        <w:spacing w:after="150" w:before="300"/>
+      </w:pPr>
+      <w:r>
+        <w:t xml:space="preserve">3. Orçamento e janela de veiculação</w:t>
       </w:r>
     </w:p>
     <w:p>
@@ -254,102 +346,19 @@
       </w:pPr>
       <w:r>
         <w:rPr>
-          <w:sz w:val="21"/>
-          <w:szCs w:val="21"/>
-        </w:rPr>
-        <w:t xml:space="preserve">Não usar o termo </w:t>
-      </w:r>
-      <w:r>
-        <w:rPr>
           <w:b/>
           <w:bCs/>
           <w:sz w:val="21"/>
           <w:szCs w:val="21"/>
         </w:rPr>
-        <w:t xml:space="preserve">"Portal do Síndico"</w:t>
-      </w:r>
-      <w:r>
-        <w:rPr>
-          <w:sz w:val="21"/>
-          <w:szCs w:val="21"/>
-        </w:rPr>
-        <w:t xml:space="preserve"> em anúncios, palavras-chave ou textos pagos até ele confirmar o nome definitivo do produto.</w:t>
-      </w:r>
-    </w:p>
-    <w:p>
-      <w:pPr>
-        <w:spacing w:after="160"/>
-      </w:pPr>
-      <w:r>
-        <w:rPr>
-          <w:sz w:val="21"/>
-          <w:szCs w:val="21"/>
-        </w:rPr>
-        <w:t xml:space="preserve">Por isso, esta estrutura já vem pronta para ativar assim que a medição for validada, mas construída sem o nome "Portal do Síndico" nos elementos pagos — usando, por enquanto, "portal de gestão para síndicos" como termo guarda-chuva. Trocar pelo nome definitivo assim que o Giuliano confirmar.</w:t>
-      </w:r>
-    </w:p>
-    <w:p>
-      <w:pPr>
-        <w:pBdr>
-          <w:bottom w:val="single" w:color="cccccc" w:sz="6" w:space="4"/>
-        </w:pBdr>
-        <w:spacing w:after="200"/>
-      </w:pPr>
-    </w:p>
-    <w:p>
-      <w:pPr>
-        <w:pStyle w:val="Heading2"/>
-        <w:keepNext/>
-        <w:spacing w:after="150" w:before="300"/>
-      </w:pPr>
-      <w:r>
-        <w:t xml:space="preserve">2. Objetivo da campanha</w:t>
-      </w:r>
-    </w:p>
-    <w:p>
-      <w:pPr>
-        <w:spacing w:after="160"/>
-      </w:pPr>
-      <w:r>
-        <w:rPr>
-          <w:sz w:val="21"/>
-          <w:szCs w:val="21"/>
-        </w:rPr>
-        <w:t xml:space="preserve">Gerar cadastros qualificados no teste grátis de 60 dias, não venda direta. A campanha é de </w:t>
-      </w:r>
-      <w:r>
-        <w:rPr>
-          <w:b/>
-          <w:bCs/>
-          <w:sz w:val="21"/>
-          <w:szCs w:val="21"/>
-        </w:rPr>
-        <w:t xml:space="preserve">geração de leads/cadastro</w:t>
-      </w:r>
-      <w:r>
-        <w:rPr>
-          <w:sz w:val="21"/>
-          <w:szCs w:val="21"/>
-        </w:rPr>
-        <w:t xml:space="preserve">, alinhada com a fase de lançamento (outubro–novembro) e com a meta de conversão descrita na medição: "a pessoa começa o teste grátis".</w:t>
-      </w:r>
-    </w:p>
-    <w:p>
-      <w:pPr>
-        <w:pBdr>
-          <w:bottom w:val="single" w:color="cccccc" w:sz="6" w:space="4"/>
-        </w:pBdr>
-        <w:spacing w:after="200"/>
-      </w:pPr>
-    </w:p>
-    <w:p>
-      <w:pPr>
-        <w:pStyle w:val="Heading2"/>
-        <w:keepNext/>
-        <w:spacing w:after="150" w:before="300"/>
-      </w:pPr>
-      <w:r>
-        <w:t xml:space="preserve">3. Orçamento e janela de veiculação</w:t>
+        <w:t xml:space="preserve">Saldo disponível:</w:t>
+      </w:r>
+      <w:r>
+        <w:rPr>
+          <w:sz w:val="21"/>
+          <w:szCs w:val="21"/>
+        </w:rPr>
+        <w:t xml:space="preserve"> R$ 1.500,00</w:t>
       </w:r>
     </w:p>
     <w:p>
@@ -368,14 +377,14 @@
           <w:sz w:val="21"/>
           <w:szCs w:val="21"/>
         </w:rPr>
-        <w:t xml:space="preserve">Saldo disponível:</w:t>
-      </w:r>
-      <w:r>
-        <w:rPr>
-          <w:sz w:val="21"/>
-          <w:szCs w:val="21"/>
-        </w:rPr>
-        <w:t xml:space="preserve"> R$ 1.500,00</w:t>
+        <w:t xml:space="preserve">Janela sugerida:</w:t>
+      </w:r>
+      <w:r>
+        <w:rPr>
+          <w:sz w:val="21"/>
+          <w:szCs w:val="21"/>
+        </w:rPr>
+        <w:t xml:space="preserve"> pouco mais de um mês, para já captar o fim da leva de outubro e boa parte de novembro, que é quando a campanha de cadastro orgânica também ganha força (conforme calendário de marketing).</w:t>
       </w:r>
     </w:p>
     <w:p>
@@ -394,14 +403,30 @@
           <w:sz w:val="21"/>
           <w:szCs w:val="21"/>
         </w:rPr>
-        <w:t xml:space="preserve">Janela sugerida:</w:t>
-      </w:r>
-      <w:r>
-        <w:rPr>
-          <w:sz w:val="21"/>
-          <w:szCs w:val="21"/>
-        </w:rPr>
-        <w:t xml:space="preserve"> pouco mais de um mês, para já captar o fim da leva de outubro e boa parte de novembro, que é quando a campanha de cadastro orgânica também ganha força (conforme calendário de marketing).</w:t>
+        <w:t xml:space="preserve">Orçamento diário sugerido:</w:t>
+      </w:r>
+      <w:r>
+        <w:rPr>
+          <w:sz w:val="21"/>
+          <w:szCs w:val="21"/>
+        </w:rPr>
+        <w:t xml:space="preserve"> R$ 1.500 ÷ 35 dias ≈ </w:t>
+      </w:r>
+      <w:r>
+        <w:rPr>
+          <w:b/>
+          <w:bCs/>
+          <w:sz w:val="21"/>
+          <w:szCs w:val="21"/>
+        </w:rPr>
+        <w:t xml:space="preserve">R$ 43/dia</w:t>
+      </w:r>
+      <w:r>
+        <w:rPr>
+          <w:sz w:val="21"/>
+          <w:szCs w:val="21"/>
+        </w:rPr>
+        <w:t xml:space="preserve">, com liberdade para o sistema remanejar entre campanhas conforme desempenho.</w:t>
       </w:r>
     </w:p>
     <w:p>
@@ -420,48 +445,6 @@
           <w:sz w:val="21"/>
           <w:szCs w:val="21"/>
         </w:rPr>
-        <w:t xml:space="preserve">Orçamento diário sugerido:</w:t>
-      </w:r>
-      <w:r>
-        <w:rPr>
-          <w:sz w:val="21"/>
-          <w:szCs w:val="21"/>
-        </w:rPr>
-        <w:t xml:space="preserve"> R$ 1.500 ÷ 35 dias ≈ </w:t>
-      </w:r>
-      <w:r>
-        <w:rPr>
-          <w:b/>
-          <w:bCs/>
-          <w:sz w:val="21"/>
-          <w:szCs w:val="21"/>
-        </w:rPr>
-        <w:t xml:space="preserve">R$ 43/dia</w:t>
-      </w:r>
-      <w:r>
-        <w:rPr>
-          <w:sz w:val="21"/>
-          <w:szCs w:val="21"/>
-        </w:rPr>
-        <w:t xml:space="preserve">, com liberdade para o sistema remanejar entre campanhas conforme desempenho.</w:t>
-      </w:r>
-    </w:p>
-    <w:p>
-      <w:pPr>
-        <w:pStyle w:val="ListParagraph"/>
-        <w:numPr>
-          <w:ilvl w:val="0"/>
-          <w:numId w:val="1"/>
-        </w:numPr>
-        <w:spacing w:after="80"/>
-      </w:pPr>
-      <w:r>
-        <w:rPr>
-          <w:b/>
-          <w:bCs/>
-          <w:sz w:val="21"/>
-          <w:szCs w:val="21"/>
-        </w:rPr>
         <w:t xml:space="preserve">Estratégia de lance:</w:t>
       </w:r>
       <w:r>
@@ -502,7 +485,7 @@
           <w:sz w:val="22"/>
           <w:szCs w:val="22"/>
         </w:rPr>
-        <w:t xml:space="preserve">Campanha 1 — Pesquisa | Portal Síndico | Captação de Cadastro</w:t>
+        <w:t xml:space="preserve">Campanha 1 — Pesquisa | Portal do Síndico | Captação de Cadastro</w:t>
       </w:r>
     </w:p>
     <w:p>
@@ -600,7 +583,7 @@
                 <w:sz w:val="19"/>
                 <w:szCs w:val="19"/>
               </w:rPr>
-              <w:t xml:space="preserve">Exemplos de palavras-chave (sem citar o nome do produto)</w:t>
+              <w:t xml:space="preserve">Exemplos de palavras-chave</w:t>
             </w:r>
           </w:p>
         </w:tc>
@@ -619,41 +602,41 @@
                 <w:sz w:val="19"/>
                 <w:szCs w:val="19"/>
               </w:rPr>
-              <w:t xml:space="preserve">Gestão do síndico</w:t>
-            </w:r>
-          </w:p>
-        </w:tc>
-        <w:tc>
-          <w:tcPr>
-            <w:tcW w:type="dxa" w:w="3008"/>
-          </w:tcPr>
-          <w:p>
-            <w:r>
-              <w:rPr>
-                <w:b w:val="false"/>
-                <w:bCs w:val="false"/>
-                <w:color w:val="000000"/>
-                <w:sz w:val="19"/>
-                <w:szCs w:val="19"/>
-              </w:rPr>
-              <w:t xml:space="preserve">Dores do dia a dia</w:t>
-            </w:r>
-          </w:p>
-        </w:tc>
-        <w:tc>
-          <w:tcPr>
-            <w:tcW w:type="dxa" w:w="3008"/>
-          </w:tcPr>
-          <w:p>
-            <w:r>
-              <w:rPr>
-                <w:b w:val="false"/>
-                <w:bCs w:val="false"/>
-                <w:color w:val="000000"/>
-                <w:sz w:val="19"/>
-                <w:szCs w:val="19"/>
-              </w:rPr>
-              <w:t xml:space="preserve">"sistema para síndico", "programa de gestão de condomínio", "ferramenta para administrar condomínio"</w:t>
+              <w:t xml:space="preserve">Marca/produto</w:t>
+            </w:r>
+          </w:p>
+        </w:tc>
+        <w:tc>
+          <w:tcPr>
+            <w:tcW w:type="dxa" w:w="3008"/>
+          </w:tcPr>
+          <w:p>
+            <w:r>
+              <w:rPr>
+                <w:b w:val="false"/>
+                <w:bCs w:val="false"/>
+                <w:color w:val="000000"/>
+                <w:sz w:val="19"/>
+                <w:szCs w:val="19"/>
+              </w:rPr>
+              <w:t xml:space="preserve">Quem já ouviu falar do portal</w:t>
+            </w:r>
+          </w:p>
+        </w:tc>
+        <w:tc>
+          <w:tcPr>
+            <w:tcW w:type="dxa" w:w="3008"/>
+          </w:tcPr>
+          <w:p>
+            <w:r>
+              <w:rPr>
+                <w:b w:val="false"/>
+                <w:bCs w:val="false"/>
+                <w:color w:val="000000"/>
+                <w:sz w:val="19"/>
+                <w:szCs w:val="19"/>
+              </w:rPr>
+              <w:t xml:space="preserve">"portal do síndico", "portal do síndico eleva", "eleva portal do síndico"</w:t>
             </w:r>
           </w:p>
         </w:tc>
@@ -672,41 +655,41 @@
                 <w:sz w:val="19"/>
                 <w:szCs w:val="19"/>
               </w:rPr>
-              <w:t xml:space="preserve">Prazos e obrigações</w:t>
-            </w:r>
-          </w:p>
-        </w:tc>
-        <w:tc>
-          <w:tcPr>
-            <w:tcW w:type="dxa" w:w="3008"/>
-          </w:tcPr>
-          <w:p>
-            <w:r>
-              <w:rPr>
-                <w:b w:val="false"/>
-                <w:bCs w:val="false"/>
-                <w:color w:val="000000"/>
-                <w:sz w:val="19"/>
-                <w:szCs w:val="19"/>
-              </w:rPr>
-              <w:t xml:space="preserve">Obrigações legais e manutenções</w:t>
-            </w:r>
-          </w:p>
-        </w:tc>
-        <w:tc>
-          <w:tcPr>
-            <w:tcW w:type="dxa" w:w="3008"/>
-          </w:tcPr>
-          <w:p>
-            <w:r>
-              <w:rPr>
-                <w:b w:val="false"/>
-                <w:bCs w:val="false"/>
-                <w:color w:val="000000"/>
-                <w:sz w:val="19"/>
-                <w:szCs w:val="19"/>
-              </w:rPr>
-              <w:t xml:space="preserve">"controle de obrigações do condomínio", "prazos de manutenção predial", "AVCB extintor vencimento condomínio"</w:t>
+              <w:t xml:space="preserve">Gestão do síndico</w:t>
+            </w:r>
+          </w:p>
+        </w:tc>
+        <w:tc>
+          <w:tcPr>
+            <w:tcW w:type="dxa" w:w="3008"/>
+          </w:tcPr>
+          <w:p>
+            <w:r>
+              <w:rPr>
+                <w:b w:val="false"/>
+                <w:bCs w:val="false"/>
+                <w:color w:val="000000"/>
+                <w:sz w:val="19"/>
+                <w:szCs w:val="19"/>
+              </w:rPr>
+              <w:t xml:space="preserve">Dores do dia a dia</w:t>
+            </w:r>
+          </w:p>
+        </w:tc>
+        <w:tc>
+          <w:tcPr>
+            <w:tcW w:type="dxa" w:w="3008"/>
+          </w:tcPr>
+          <w:p>
+            <w:r>
+              <w:rPr>
+                <w:b w:val="false"/>
+                <w:bCs w:val="false"/>
+                <w:color w:val="000000"/>
+                <w:sz w:val="19"/>
+                <w:szCs w:val="19"/>
+              </w:rPr>
+              <w:t xml:space="preserve">"sistema para síndico", "programa de gestão de condomínio", "ferramenta para administrar condomínio", "aplicativo para síndico"</w:t>
             </w:r>
           </w:p>
         </w:tc>
@@ -725,41 +708,41 @@
                 <w:sz w:val="19"/>
                 <w:szCs w:val="19"/>
               </w:rPr>
-              <w:t xml:space="preserve">Prestação de contas</w:t>
-            </w:r>
-          </w:p>
-        </w:tc>
-        <w:tc>
-          <w:tcPr>
-            <w:tcW w:type="dxa" w:w="3008"/>
-          </w:tcPr>
-          <w:p>
-            <w:r>
-              <w:rPr>
-                <w:b w:val="false"/>
-                <w:bCs w:val="false"/>
-                <w:color w:val="000000"/>
-                <w:sz w:val="19"/>
-                <w:szCs w:val="19"/>
-              </w:rPr>
-              <w:t xml:space="preserve">Gestão financeira do condomínio</w:t>
-            </w:r>
-          </w:p>
-        </w:tc>
-        <w:tc>
-          <w:tcPr>
-            <w:tcW w:type="dxa" w:w="3008"/>
-          </w:tcPr>
-          <w:p>
-            <w:r>
-              <w:rPr>
-                <w:b w:val="false"/>
-                <w:bCs w:val="false"/>
-                <w:color w:val="000000"/>
-                <w:sz w:val="19"/>
-                <w:szCs w:val="19"/>
-              </w:rPr>
-              <w:t xml:space="preserve">"prestação de contas condomínio", "sistema financeiro para condomínio", "orçamento condomínio online"</w:t>
+              <w:t xml:space="preserve">Prazos e obrigações</w:t>
+            </w:r>
+          </w:p>
+        </w:tc>
+        <w:tc>
+          <w:tcPr>
+            <w:tcW w:type="dxa" w:w="3008"/>
+          </w:tcPr>
+          <w:p>
+            <w:r>
+              <w:rPr>
+                <w:b w:val="false"/>
+                <w:bCs w:val="false"/>
+                <w:color w:val="000000"/>
+                <w:sz w:val="19"/>
+                <w:szCs w:val="19"/>
+              </w:rPr>
+              <w:t xml:space="preserve">Obrigações legais e manutenções</w:t>
+            </w:r>
+          </w:p>
+        </w:tc>
+        <w:tc>
+          <w:tcPr>
+            <w:tcW w:type="dxa" w:w="3008"/>
+          </w:tcPr>
+          <w:p>
+            <w:r>
+              <w:rPr>
+                <w:b w:val="false"/>
+                <w:bCs w:val="false"/>
+                <w:color w:val="000000"/>
+                <w:sz w:val="19"/>
+                <w:szCs w:val="19"/>
+              </w:rPr>
+              <w:t xml:space="preserve">"controle de obrigações do condomínio", "prazos de manutenção predial", "AVCB extintor vencimento condomínio"</w:t>
             </w:r>
           </w:p>
         </w:tc>
@@ -778,6 +761,59 @@
                 <w:sz w:val="19"/>
                 <w:szCs w:val="19"/>
               </w:rPr>
+              <w:t xml:space="preserve">Prestação de contas</w:t>
+            </w:r>
+          </w:p>
+        </w:tc>
+        <w:tc>
+          <w:tcPr>
+            <w:tcW w:type="dxa" w:w="3008"/>
+          </w:tcPr>
+          <w:p>
+            <w:r>
+              <w:rPr>
+                <w:b w:val="false"/>
+                <w:bCs w:val="false"/>
+                <w:color w:val="000000"/>
+                <w:sz w:val="19"/>
+                <w:szCs w:val="19"/>
+              </w:rPr>
+              <w:t xml:space="preserve">Gestão financeira do condomínio</w:t>
+            </w:r>
+          </w:p>
+        </w:tc>
+        <w:tc>
+          <w:tcPr>
+            <w:tcW w:type="dxa" w:w="3008"/>
+          </w:tcPr>
+          <w:p>
+            <w:r>
+              <w:rPr>
+                <w:b w:val="false"/>
+                <w:bCs w:val="false"/>
+                <w:color w:val="000000"/>
+                <w:sz w:val="19"/>
+                <w:szCs w:val="19"/>
+              </w:rPr>
+              <w:t xml:space="preserve">"prestação de contas condomínio", "sistema financeiro para condomínio", "orçamento condomínio online"</w:t>
+            </w:r>
+          </w:p>
+        </w:tc>
+      </w:tr>
+      <w:tr>
+        <w:tc>
+          <w:tcPr>
+            <w:tcW w:type="dxa" w:w="3008"/>
+          </w:tcPr>
+          <w:p>
+            <w:r>
+              <w:rPr>
+                <w:b w:val="false"/>
+                <w:bCs w:val="false"/>
+                <w:color w:val="000000"/>
+                <w:sz w:val="19"/>
+                <w:szCs w:val="19"/>
+              </w:rPr>
               <w:t xml:space="preserve">Administradoras e carteiras</w:t>
             </w:r>
           </w:p>
@@ -812,7 +848,7 @@
                 <w:sz w:val="19"/>
                 <w:szCs w:val="19"/>
               </w:rPr>
-              <w:t xml:space="preserve">"sistema para administradora de condomínios", "gestão de carteira de condomínios"</w:t>
+              <w:t xml:space="preserve">"sistema para administradora de condomínios", "gestão de carteira de condomínios", "software para administradora de condomínio"</w:t>
             </w:r>
           </w:p>
         </w:tc>
@@ -872,7 +908,717 @@
           <w:sz w:val="21"/>
           <w:szCs w:val="21"/>
         </w:rPr>
-        <w:t xml:space="preserve"> termos de emprego ("vaga síndico", "concurso"), termos de outros segmentos (ex.: "seguro residencial" isolado, que não é o produto), termos de "grátis" descolados de contexto, se gerarem tráfego não qualificado.</w:t>
+        <w:t xml:space="preserve"> termos de emprego ("vaga síndico", "concurso", "salário síndico"), termos de outros segmentos (ex.: "seguro residencial" isolado, que não é o produto), termos de "grátis" descolados de contexto, se gerarem tráfego não qualificado.</w:t>
+      </w:r>
+    </w:p>
+    <w:p>
+      <w:pPr>
+        <w:spacing w:after="80"/>
+      </w:pPr>
+      <w:r>
+        <w:rPr>
+          <w:i/>
+          <w:iCs/>
+          <w:color w:val="555555"/>
+          <w:sz w:val="18"/>
+          <w:szCs w:val="18"/>
+        </w:rPr>
+        <w:t xml:space="preserve">Volume de busca médio mensal (Brasil) — estimativa de referência</w:t>
+      </w:r>
+    </w:p>
+    <w:p>
+      <w:pPr>
+        <w:spacing w:after="160"/>
+      </w:pPr>
+      <w:r>
+        <w:rPr>
+          <w:sz w:val="21"/>
+          <w:szCs w:val="21"/>
+        </w:rPr>
+        <w:t xml:space="preserve">Estimativas aproximadas com base no comportamento típico desse nicho, para orientar a priorização. Como o termo "Portal do Síndico" é de marca própria (baixo ou nenhum histórico de busca ainda), o volume real precisa ser conferido no Planejador de Palavras-chave do Google Ads antes de travar o orçamento por grupo — ele é a fonte oficial e vai mostrar o número exato por termo e por região.</w:t>
+      </w:r>
+    </w:p>
+    <w:tbl>
+      <w:tblPr>
+        <w:tblW w:type="dxa" w:w="9026"/>
+        <w:tblBorders>
+          <w:top w:val="single" w:color="auto" w:sz="4"/>
+          <w:left w:val="single" w:color="auto" w:sz="4"/>
+          <w:bottom w:val="single" w:color="auto" w:sz="4"/>
+          <w:right w:val="single" w:color="auto" w:sz="4"/>
+          <w:insideH w:val="single" w:color="auto" w:sz="4"/>
+          <w:insideV w:val="single" w:color="auto" w:sz="4"/>
+        </w:tblBorders>
+      </w:tblPr>
+      <w:tblGrid>
+        <w:gridCol w:w="3008"/>
+        <w:gridCol w:w="3008"/>
+        <w:gridCol w:w="3008"/>
+      </w:tblGrid>
+      <w:tr>
+        <w:tc>
+          <w:tcPr>
+            <w:tcW w:type="dxa" w:w="3008"/>
+            <w:shd w:fill="1c2b4a" w:val="clear"/>
+          </w:tcPr>
+          <w:p>
+            <w:r>
+              <w:rPr>
+                <w:b/>
+                <w:bCs/>
+                <w:color w:val="FFFFFF"/>
+                <w:sz w:val="19"/>
+                <w:szCs w:val="19"/>
+              </w:rPr>
+              <w:t xml:space="preserve">Palavra-chave</w:t>
+            </w:r>
+          </w:p>
+        </w:tc>
+        <w:tc>
+          <w:tcPr>
+            <w:tcW w:type="dxa" w:w="3008"/>
+            <w:shd w:fill="1c2b4a" w:val="clear"/>
+          </w:tcPr>
+          <w:p>
+            <w:r>
+              <w:rPr>
+                <w:b/>
+                <w:bCs/>
+                <w:color w:val="FFFFFF"/>
+                <w:sz w:val="19"/>
+                <w:szCs w:val="19"/>
+              </w:rPr>
+              <w:t xml:space="preserve">Volume médio mensal estimado</w:t>
+            </w:r>
+          </w:p>
+        </w:tc>
+        <w:tc>
+          <w:tcPr>
+            <w:tcW w:type="dxa" w:w="3008"/>
+            <w:shd w:fill="1c2b4a" w:val="clear"/>
+          </w:tcPr>
+          <w:p>
+            <w:r>
+              <w:rPr>
+                <w:b/>
+                <w:bCs/>
+                <w:color w:val="FFFFFF"/>
+                <w:sz w:val="19"/>
+                <w:szCs w:val="19"/>
+              </w:rPr>
+              <w:t xml:space="preserve">Observação</w:t>
+            </w:r>
+          </w:p>
+        </w:tc>
+      </w:tr>
+      <w:tr>
+        <w:tc>
+          <w:tcPr>
+            <w:tcW w:type="dxa" w:w="3008"/>
+          </w:tcPr>
+          <w:p>
+            <w:r>
+              <w:rPr>
+                <w:b w:val="false"/>
+                <w:bCs w:val="false"/>
+                <w:color w:val="000000"/>
+                <w:sz w:val="19"/>
+                <w:szCs w:val="19"/>
+              </w:rPr>
+              <w:t xml:space="preserve">sistema para síndico</w:t>
+            </w:r>
+          </w:p>
+        </w:tc>
+        <w:tc>
+          <w:tcPr>
+            <w:tcW w:type="dxa" w:w="3008"/>
+          </w:tcPr>
+          <w:p>
+            <w:r>
+              <w:rPr>
+                <w:b w:val="false"/>
+                <w:bCs w:val="false"/>
+                <w:color w:val="000000"/>
+                <w:sz w:val="19"/>
+                <w:szCs w:val="19"/>
+              </w:rPr>
+              <w:t xml:space="preserve">100–1.000</w:t>
+            </w:r>
+          </w:p>
+        </w:tc>
+        <w:tc>
+          <w:tcPr>
+            <w:tcW w:type="dxa" w:w="3008"/>
+          </w:tcPr>
+          <w:p>
+            <w:r>
+              <w:rPr>
+                <w:b w:val="false"/>
+                <w:bCs w:val="false"/>
+                <w:color w:val="000000"/>
+                <w:sz w:val="19"/>
+                <w:szCs w:val="19"/>
+              </w:rPr>
+              <w:t xml:space="preserve">Termo de maior potencial, intenção direta</w:t>
+            </w:r>
+          </w:p>
+        </w:tc>
+      </w:tr>
+      <w:tr>
+        <w:tc>
+          <w:tcPr>
+            <w:tcW w:type="dxa" w:w="3008"/>
+          </w:tcPr>
+          <w:p>
+            <w:r>
+              <w:rPr>
+                <w:b w:val="false"/>
+                <w:bCs w:val="false"/>
+                <w:color w:val="000000"/>
+                <w:sz w:val="19"/>
+                <w:szCs w:val="19"/>
+              </w:rPr>
+              <w:t xml:space="preserve">programa de gestão de condomínio</w:t>
+            </w:r>
+          </w:p>
+        </w:tc>
+        <w:tc>
+          <w:tcPr>
+            <w:tcW w:type="dxa" w:w="3008"/>
+          </w:tcPr>
+          <w:p>
+            <w:r>
+              <w:rPr>
+                <w:b w:val="false"/>
+                <w:bCs w:val="false"/>
+                <w:color w:val="000000"/>
+                <w:sz w:val="19"/>
+                <w:szCs w:val="19"/>
+              </w:rPr>
+              <w:t xml:space="preserve">100–1.000</w:t>
+            </w:r>
+          </w:p>
+        </w:tc>
+        <w:tc>
+          <w:tcPr>
+            <w:tcW w:type="dxa" w:w="3008"/>
+          </w:tcPr>
+          <w:p>
+            <w:r>
+              <w:rPr>
+                <w:b w:val="false"/>
+                <w:bCs w:val="false"/>
+                <w:color w:val="000000"/>
+                <w:sz w:val="19"/>
+                <w:szCs w:val="19"/>
+              </w:rPr>
+              <w:t xml:space="preserve">Boa intenção, público que já pesquisa solução</w:t>
+            </w:r>
+          </w:p>
+        </w:tc>
+      </w:tr>
+      <w:tr>
+        <w:tc>
+          <w:tcPr>
+            <w:tcW w:type="dxa" w:w="3008"/>
+          </w:tcPr>
+          <w:p>
+            <w:r>
+              <w:rPr>
+                <w:b w:val="false"/>
+                <w:bCs w:val="false"/>
+                <w:color w:val="000000"/>
+                <w:sz w:val="19"/>
+                <w:szCs w:val="19"/>
+              </w:rPr>
+              <w:t xml:space="preserve">aplicativo para síndico</w:t>
+            </w:r>
+          </w:p>
+        </w:tc>
+        <w:tc>
+          <w:tcPr>
+            <w:tcW w:type="dxa" w:w="3008"/>
+          </w:tcPr>
+          <w:p>
+            <w:r>
+              <w:rPr>
+                <w:b w:val="false"/>
+                <w:bCs w:val="false"/>
+                <w:color w:val="000000"/>
+                <w:sz w:val="19"/>
+                <w:szCs w:val="19"/>
+              </w:rPr>
+              <w:t xml:space="preserve">100–1.000</w:t>
+            </w:r>
+          </w:p>
+        </w:tc>
+        <w:tc>
+          <w:tcPr>
+            <w:tcW w:type="dxa" w:w="3008"/>
+          </w:tcPr>
+          <w:p>
+            <w:r>
+              <w:rPr>
+                <w:b w:val="false"/>
+                <w:bCs w:val="false"/>
+                <w:color w:val="000000"/>
+                <w:sz w:val="19"/>
+                <w:szCs w:val="19"/>
+              </w:rPr>
+              <w:t xml:space="preserve">Formato "aplicativo" tem busca consistente</w:t>
+            </w:r>
+          </w:p>
+        </w:tc>
+      </w:tr>
+      <w:tr>
+        <w:tc>
+          <w:tcPr>
+            <w:tcW w:type="dxa" w:w="3008"/>
+          </w:tcPr>
+          <w:p>
+            <w:r>
+              <w:rPr>
+                <w:b w:val="false"/>
+                <w:bCs w:val="false"/>
+                <w:color w:val="000000"/>
+                <w:sz w:val="19"/>
+                <w:szCs w:val="19"/>
+              </w:rPr>
+              <w:t xml:space="preserve">gestão de condomínio sistema online</w:t>
+            </w:r>
+          </w:p>
+        </w:tc>
+        <w:tc>
+          <w:tcPr>
+            <w:tcW w:type="dxa" w:w="3008"/>
+          </w:tcPr>
+          <w:p>
+            <w:r>
+              <w:rPr>
+                <w:b w:val="false"/>
+                <w:bCs w:val="false"/>
+                <w:color w:val="000000"/>
+                <w:sz w:val="19"/>
+                <w:szCs w:val="19"/>
+              </w:rPr>
+              <w:t xml:space="preserve">10–100</w:t>
+            </w:r>
+          </w:p>
+        </w:tc>
+        <w:tc>
+          <w:tcPr>
+            <w:tcW w:type="dxa" w:w="3008"/>
+          </w:tcPr>
+          <w:p>
+            <w:r>
+              <w:rPr>
+                <w:b w:val="false"/>
+                <w:bCs w:val="false"/>
+                <w:color w:val="000000"/>
+                <w:sz w:val="19"/>
+                <w:szCs w:val="19"/>
+              </w:rPr>
+              <w:t xml:space="preserve">Cauda um pouco mais longa, qualificada</w:t>
+            </w:r>
+          </w:p>
+        </w:tc>
+      </w:tr>
+      <w:tr>
+        <w:tc>
+          <w:tcPr>
+            <w:tcW w:type="dxa" w:w="3008"/>
+          </w:tcPr>
+          <w:p>
+            <w:r>
+              <w:rPr>
+                <w:b w:val="false"/>
+                <w:bCs w:val="false"/>
+                <w:color w:val="000000"/>
+                <w:sz w:val="19"/>
+                <w:szCs w:val="19"/>
+              </w:rPr>
+              <w:t xml:space="preserve">prestação de contas condomínio</w:t>
+            </w:r>
+          </w:p>
+        </w:tc>
+        <w:tc>
+          <w:tcPr>
+            <w:tcW w:type="dxa" w:w="3008"/>
+          </w:tcPr>
+          <w:p>
+            <w:r>
+              <w:rPr>
+                <w:b w:val="false"/>
+                <w:bCs w:val="false"/>
+                <w:color w:val="000000"/>
+                <w:sz w:val="19"/>
+                <w:szCs w:val="19"/>
+              </w:rPr>
+              <w:t xml:space="preserve">100–1.000</w:t>
+            </w:r>
+          </w:p>
+        </w:tc>
+        <w:tc>
+          <w:tcPr>
+            <w:tcW w:type="dxa" w:w="3008"/>
+          </w:tcPr>
+          <w:p>
+            <w:r>
+              <w:rPr>
+                <w:b w:val="false"/>
+                <w:bCs w:val="false"/>
+                <w:color w:val="000000"/>
+                <w:sz w:val="19"/>
+                <w:szCs w:val="19"/>
+              </w:rPr>
+              <w:t xml:space="preserve">Alto volume, mas intenção mais informacional — vale testar</w:t>
+            </w:r>
+          </w:p>
+        </w:tc>
+      </w:tr>
+      <w:tr>
+        <w:tc>
+          <w:tcPr>
+            <w:tcW w:type="dxa" w:w="3008"/>
+          </w:tcPr>
+          <w:p>
+            <w:r>
+              <w:rPr>
+                <w:b w:val="false"/>
+                <w:bCs w:val="false"/>
+                <w:color w:val="000000"/>
+                <w:sz w:val="19"/>
+                <w:szCs w:val="19"/>
+              </w:rPr>
+              <w:t xml:space="preserve">sistema financeiro para condomínio</w:t>
+            </w:r>
+          </w:p>
+        </w:tc>
+        <w:tc>
+          <w:tcPr>
+            <w:tcW w:type="dxa" w:w="3008"/>
+          </w:tcPr>
+          <w:p>
+            <w:r>
+              <w:rPr>
+                <w:b w:val="false"/>
+                <w:bCs w:val="false"/>
+                <w:color w:val="000000"/>
+                <w:sz w:val="19"/>
+                <w:szCs w:val="19"/>
+              </w:rPr>
+              <w:t xml:space="preserve">10–100</w:t>
+            </w:r>
+          </w:p>
+        </w:tc>
+        <w:tc>
+          <w:tcPr>
+            <w:tcW w:type="dxa" w:w="3008"/>
+          </w:tcPr>
+          <w:p>
+            <w:r>
+              <w:rPr>
+                <w:b w:val="false"/>
+                <w:bCs w:val="false"/>
+                <w:color w:val="000000"/>
+                <w:sz w:val="19"/>
+                <w:szCs w:val="19"/>
+              </w:rPr>
+              <w:t xml:space="preserve">Intenção específica, público profissional</w:t>
+            </w:r>
+          </w:p>
+        </w:tc>
+      </w:tr>
+      <w:tr>
+        <w:tc>
+          <w:tcPr>
+            <w:tcW w:type="dxa" w:w="3008"/>
+          </w:tcPr>
+          <w:p>
+            <w:r>
+              <w:rPr>
+                <w:b w:val="false"/>
+                <w:bCs w:val="false"/>
+                <w:color w:val="000000"/>
+                <w:sz w:val="19"/>
+                <w:szCs w:val="19"/>
+              </w:rPr>
+              <w:t xml:space="preserve">controle de obrigações do condomínio</w:t>
+            </w:r>
+          </w:p>
+        </w:tc>
+        <w:tc>
+          <w:tcPr>
+            <w:tcW w:type="dxa" w:w="3008"/>
+          </w:tcPr>
+          <w:p>
+            <w:r>
+              <w:rPr>
+                <w:b w:val="false"/>
+                <w:bCs w:val="false"/>
+                <w:color w:val="000000"/>
+                <w:sz w:val="19"/>
+                <w:szCs w:val="19"/>
+              </w:rPr>
+              <w:t xml:space="preserve">10–100</w:t>
+            </w:r>
+          </w:p>
+        </w:tc>
+        <w:tc>
+          <w:tcPr>
+            <w:tcW w:type="dxa" w:w="3008"/>
+          </w:tcPr>
+          <w:p>
+            <w:r>
+              <w:rPr>
+                <w:b w:val="false"/>
+                <w:bCs w:val="false"/>
+                <w:color w:val="000000"/>
+                <w:sz w:val="19"/>
+                <w:szCs w:val="19"/>
+              </w:rPr>
+              <w:t xml:space="preserve">Cauda longa, baixo volume mas alta qualificação</w:t>
+            </w:r>
+          </w:p>
+        </w:tc>
+      </w:tr>
+      <w:tr>
+        <w:tc>
+          <w:tcPr>
+            <w:tcW w:type="dxa" w:w="3008"/>
+          </w:tcPr>
+          <w:p>
+            <w:r>
+              <w:rPr>
+                <w:b w:val="false"/>
+                <w:bCs w:val="false"/>
+                <w:color w:val="000000"/>
+                <w:sz w:val="19"/>
+                <w:szCs w:val="19"/>
+              </w:rPr>
+              <w:t xml:space="preserve">AVCB extintor vencimento condomínio</w:t>
+            </w:r>
+          </w:p>
+        </w:tc>
+        <w:tc>
+          <w:tcPr>
+            <w:tcW w:type="dxa" w:w="3008"/>
+          </w:tcPr>
+          <w:p>
+            <w:r>
+              <w:rPr>
+                <w:b w:val="false"/>
+                <w:bCs w:val="false"/>
+                <w:color w:val="000000"/>
+                <w:sz w:val="19"/>
+                <w:szCs w:val="19"/>
+              </w:rPr>
+              <w:t xml:space="preserve">10–100</w:t>
+            </w:r>
+          </w:p>
+        </w:tc>
+        <w:tc>
+          <w:tcPr>
+            <w:tcW w:type="dxa" w:w="3008"/>
+          </w:tcPr>
+          <w:p>
+            <w:r>
+              <w:rPr>
+                <w:b w:val="false"/>
+                <w:bCs w:val="false"/>
+                <w:color w:val="000000"/>
+                <w:sz w:val="19"/>
+                <w:szCs w:val="19"/>
+              </w:rPr>
+              <w:t xml:space="preserve">Muito específico, custo por clique tende a ser baixo</w:t>
+            </w:r>
+          </w:p>
+        </w:tc>
+      </w:tr>
+      <w:tr>
+        <w:tc>
+          <w:tcPr>
+            <w:tcW w:type="dxa" w:w="3008"/>
+          </w:tcPr>
+          <w:p>
+            <w:r>
+              <w:rPr>
+                <w:b w:val="false"/>
+                <w:bCs w:val="false"/>
+                <w:color w:val="000000"/>
+                <w:sz w:val="19"/>
+                <w:szCs w:val="19"/>
+              </w:rPr>
+              <w:t xml:space="preserve">sistema para administradora de condomínios</w:t>
+            </w:r>
+          </w:p>
+        </w:tc>
+        <w:tc>
+          <w:tcPr>
+            <w:tcW w:type="dxa" w:w="3008"/>
+          </w:tcPr>
+          <w:p>
+            <w:r>
+              <w:rPr>
+                <w:b w:val="false"/>
+                <w:bCs w:val="false"/>
+                <w:color w:val="000000"/>
+                <w:sz w:val="19"/>
+                <w:szCs w:val="19"/>
+              </w:rPr>
+              <w:t xml:space="preserve">10–100</w:t>
+            </w:r>
+          </w:p>
+        </w:tc>
+        <w:tc>
+          <w:tcPr>
+            <w:tcW w:type="dxa" w:w="3008"/>
+          </w:tcPr>
+          <w:p>
+            <w:r>
+              <w:rPr>
+                <w:b w:val="false"/>
+                <w:bCs w:val="false"/>
+                <w:color w:val="000000"/>
+                <w:sz w:val="19"/>
+                <w:szCs w:val="19"/>
+              </w:rPr>
+              <w:t xml:space="preserve">Público profissional/administradoras</w:t>
+            </w:r>
+          </w:p>
+        </w:tc>
+      </w:tr>
+      <w:tr>
+        <w:tc>
+          <w:tcPr>
+            <w:tcW w:type="dxa" w:w="3008"/>
+          </w:tcPr>
+          <w:p>
+            <w:r>
+              <w:rPr>
+                <w:b w:val="false"/>
+                <w:bCs w:val="false"/>
+                <w:color w:val="000000"/>
+                <w:sz w:val="19"/>
+                <w:szCs w:val="19"/>
+              </w:rPr>
+              <w:t xml:space="preserve">gestão de carteira de condomínios</w:t>
+            </w:r>
+          </w:p>
+        </w:tc>
+        <w:tc>
+          <w:tcPr>
+            <w:tcW w:type="dxa" w:w="3008"/>
+          </w:tcPr>
+          <w:p>
+            <w:r>
+              <w:rPr>
+                <w:b w:val="false"/>
+                <w:bCs w:val="false"/>
+                <w:color w:val="000000"/>
+                <w:sz w:val="19"/>
+                <w:szCs w:val="19"/>
+              </w:rPr>
+              <w:t xml:space="preserve">10–100</w:t>
+            </w:r>
+          </w:p>
+        </w:tc>
+        <w:tc>
+          <w:tcPr>
+            <w:tcW w:type="dxa" w:w="3008"/>
+          </w:tcPr>
+          <w:p>
+            <w:r>
+              <w:rPr>
+                <w:b w:val="false"/>
+                <w:bCs w:val="false"/>
+                <w:color w:val="000000"/>
+                <w:sz w:val="19"/>
+                <w:szCs w:val="19"/>
+              </w:rPr>
+              <w:t xml:space="preserve">Público profissional/administradoras</w:t>
+            </w:r>
+          </w:p>
+        </w:tc>
+      </w:tr>
+      <w:tr>
+        <w:tc>
+          <w:tcPr>
+            <w:tcW w:type="dxa" w:w="3008"/>
+          </w:tcPr>
+          <w:p>
+            <w:r>
+              <w:rPr>
+                <w:b w:val="false"/>
+                <w:bCs w:val="false"/>
+                <w:color w:val="000000"/>
+                <w:sz w:val="19"/>
+                <w:szCs w:val="19"/>
+              </w:rPr>
+              <w:t xml:space="preserve">portal do síndico</w:t>
+            </w:r>
+          </w:p>
+        </w:tc>
+        <w:tc>
+          <w:tcPr>
+            <w:tcW w:type="dxa" w:w="3008"/>
+          </w:tcPr>
+          <w:p>
+            <w:r>
+              <w:rPr>
+                <w:b w:val="false"/>
+                <w:bCs w:val="false"/>
+                <w:color w:val="000000"/>
+                <w:sz w:val="19"/>
+                <w:szCs w:val="19"/>
+              </w:rPr>
+              <w:t xml:space="preserve">— (marca própria)</w:t>
+            </w:r>
+          </w:p>
+        </w:tc>
+        <w:tc>
+          <w:tcPr>
+            <w:tcW w:type="dxa" w:w="3008"/>
+          </w:tcPr>
+          <w:p>
+            <w:r>
+              <w:rPr>
+                <w:b w:val="false"/>
+                <w:bCs w:val="false"/>
+                <w:color w:val="000000"/>
+                <w:sz w:val="19"/>
+                <w:szCs w:val="19"/>
+              </w:rPr>
+              <w:t xml:space="preserve">Monitorar depois que a campanha de autoridade/orgânico rodar; tende a crescer com o reconhecimento do nome</w:t>
+            </w:r>
+          </w:p>
+        </w:tc>
+      </w:tr>
+    </w:tbl>
+    <w:p>
+      <w:pPr>
+        <w:spacing w:after="160"/>
+      </w:pPr>
+    </w:p>
+    <w:p>
+      <w:pPr>
+        <w:spacing w:after="160"/>
+      </w:pPr>
+      <w:r>
+        <w:rPr>
+          <w:b/>
+          <w:bCs/>
+          <w:sz w:val="21"/>
+          <w:szCs w:val="21"/>
+        </w:rPr>
+        <w:t xml:space="preserve">Como priorizar o orçamento:</w:t>
+      </w:r>
+      <w:r>
+        <w:rPr>
+          <w:sz w:val="21"/>
+          <w:szCs w:val="21"/>
+        </w:rPr>
+        <w:t xml:space="preserve"> concentrar o investimento nos termos de maior volume e intenção direta (sistema para síndico, programa de gestão de condomínio, aplicativo para síndico), com uma fatia menor nos termos de cauda longa, que custam menos por clique e convertem melhor por já virem com a dor bem definida.</w:t>
       </w:r>
     </w:p>
     <w:p>
@@ -917,7 +1663,7 @@
         <w:spacing w:after="150" w:before="300"/>
       </w:pPr>
       <w:r>
-        <w:t xml:space="preserve">5. Anúncios (texto, sem o nome "Portal do Síndico")</w:t>
+        <w:t xml:space="preserve">5. Anúncios (texto, com o nome Portal do Síndico)</w:t>
       </w:r>
     </w:p>
     <w:p>
@@ -944,7 +1690,7 @@
           <w:sz w:val="21"/>
           <w:szCs w:val="21"/>
         </w:rPr>
-        <w:t xml:space="preserve">"Gestão de Condomínio Mais Simples" / "Nunca Mais Perca um Prazo" / "Teste Grátis por 60 Dias"</w:t>
+        <w:t xml:space="preserve">"Portal do Síndico | Eleva" / "Gestão de Condomínio Mais Simples" / "Nunca Mais Perca um Prazo" / "Teste Grátis por 60 Dias"</w:t>
       </w:r>
     </w:p>
     <w:p>
@@ -993,25 +1739,6 @@
           <w:szCs w:val="21"/>
         </w:rPr>
         <w:t xml:space="preserve"> "Começar teste grátis" (mesmo texto do botão da página, para manter consistência).</w:t>
-      </w:r>
-    </w:p>
-    <w:p>
-      <w:pPr>
-        <w:pBdr>
-          <w:left w:val="single" w:color="cccccc" w:sz="12" w:space="8"/>
-        </w:pBdr>
-        <w:spacing w:after="120"/>
-        <w:ind w:left="400"/>
-      </w:pPr>
-      <w:r>
-        <w:rPr>
-          <w:i/>
-          <w:iCs/>
-          <w:color w:val="333333"/>
-          <w:sz w:val="20"/>
-          <w:szCs w:val="20"/>
-        </w:rPr>
-        <w:t xml:space="preserve">Observação: assim que o Giuliano confirmar o nome definitivo do produto, atualizamos títulos, descrições e palavras-chave para incluir o nome — isso tende a melhorar o índice de qualidade e o CTR.</w:t>
       </w:r>
     </w:p>
     <w:p>
@@ -1223,7 +1950,7 @@
                 <w:sz w:val="19"/>
                 <w:szCs w:val="19"/>
               </w:rPr>
-              <w:t xml:space="preserve">Confirmação do nome definitivo do produto</w:t>
+              <w:t xml:space="preserve">Portal do Síndico com acesso totalmente liberado (fora da fase de antecipação/lista de espera)</w:t>
             </w:r>
           </w:p>
         </w:tc>
@@ -1427,7 +2154,7 @@
           <w:sz w:val="21"/>
           <w:szCs w:val="21"/>
         </w:rPr>
-        <w:t xml:space="preserve">1. Confirmar com o Giuliano se o nome "Portal do Síndico" já pode ser usado ou se seguimos com o termo guarda-chuva.</w:t>
+        <w:t xml:space="preserve">1. Validar com a agência/equipe técnica se a medição de conversões já está "Gravando conversões".</w:t>
       </w:r>
     </w:p>
     <w:p>
@@ -1444,7 +2171,7 @@
           <w:sz w:val="21"/>
           <w:szCs w:val="21"/>
         </w:rPr>
-        <w:t xml:space="preserve">2. Validar com a agência/equipe técnica se a medição de conversões já está "Gravando conversões".</w:t>
+        <w:t xml:space="preserve">2. Conferir os volumes de busca reais no Planejador de Palavras-chave do Google Ads e ajustar a lista antes de publicar.</w:t>
       </w:r>
     </w:p>
     <w:p>
@@ -1461,7 +2188,7 @@
           <w:sz w:val="21"/>
           <w:szCs w:val="21"/>
         </w:rPr>
-        <w:t xml:space="preserve">3. Com o ok dele, publicar a campanha de Pesquisa com o orçamento de R$ 1.500 distribuído pela janela de pouco mais de um mês.</w:t>
+        <w:t xml:space="preserve">3. Aguardar o portal estar com acesso totalmente ativo (a antecipação segue só no orgânico) para publicar a campanha de Pesquisa, com o orçamento de R$ 1.500 distribuído pela janela de pouco mais de um mês.</w:t>
       </w:r>
     </w:p>
     <w:sectPr>

--- a/eleva/estrutura-google-ads-portal-sindico.docx
+++ b/eleva/estrutura-google-ads-portal-sindico.docx
@@ -56,7 +56,7 @@
           <w:sz w:val="21"/>
           <w:szCs w:val="21"/>
         </w:rPr>
-        <w:t xml:space="preserve">Proposta de estrutura de campanha para usar o saldo disponível (R$ 1.500,00) na conta de Google Ads já existente da Eleva, ativando o Portal do Síndico por um pouco mais de um mês.</w:t>
+        <w:t xml:space="preserve">Proposta de estrutura de campanha para usar o saldo disponível (R$ 1.500,00) na conta de Google Ads já existente da Eleva, ativando o Portal do Síndico por cerca de 30 dias, divididos em duas quinzenas entre outubro e novembro.</w:t>
       </w:r>
     </w:p>
     <w:p>
@@ -319,6 +319,43 @@
     </w:p>
     <w:p>
       <w:pPr>
+        <w:spacing w:after="160"/>
+      </w:pPr>
+      <w:r>
+        <w:rPr>
+          <w:b/>
+          <w:bCs/>
+          <w:sz w:val="21"/>
+          <w:szCs w:val="21"/>
+        </w:rPr>
+        <w:t xml:space="preserve">Sobre existir "campanha de cadastro" no Google, como na Meta:</w:t>
+      </w:r>
+      <w:r>
+        <w:rPr>
+          <w:sz w:val="21"/>
+          <w:szCs w:val="21"/>
+        </w:rPr>
+        <w:t xml:space="preserve"> o Google Ads não tem um objetivo com esse nome específico (lá a Meta chama de "Cadastros"/"Leads"), mas o resultado é o mesmo. A campanha de Pesquisa leva a pessoa para a página do portal normalmente, e o lance é otimizado para a </w:t>
+      </w:r>
+      <w:r>
+        <w:rPr>
+          <w:b/>
+          <w:bCs/>
+          <w:sz w:val="21"/>
+          <w:szCs w:val="21"/>
+        </w:rPr>
+        <w:t xml:space="preserve">conversão de cadastro</w:t>
+      </w:r>
+      <w:r>
+        <w:rPr>
+          <w:sz w:val="21"/>
+          <w:szCs w:val="21"/>
+        </w:rPr>
+        <w:t xml:space="preserve"> (o evento "começar teste grátis", já configurado na medição) em vez de ser otimizado para cliques ou para uma venda. Ou seja: funciona como campanha de cadastro, só que no Google isso é feito escolhendo a conversão certa como meta de otimização, e não escolhendo um "tipo de campanha" chamado cadastro.</w:t>
+      </w:r>
+    </w:p>
+    <w:p>
+      <w:pPr>
         <w:pBdr>
           <w:bottom w:val="single" w:color="cccccc" w:sz="6" w:space="4"/>
         </w:pBdr>
@@ -377,14 +414,14 @@
           <w:sz w:val="21"/>
           <w:szCs w:val="21"/>
         </w:rPr>
-        <w:t xml:space="preserve">Janela sugerida:</w:t>
-      </w:r>
-      <w:r>
-        <w:rPr>
-          <w:sz w:val="21"/>
-          <w:szCs w:val="21"/>
-        </w:rPr>
-        <w:t xml:space="preserve"> pouco mais de um mês, para já captar o fim da leva de outubro e boa parte de novembro, que é quando a campanha de cadastro orgânica também ganha força (conforme calendário de marketing).</w:t>
+        <w:t xml:space="preserve">Google custa mais caro que a Meta, de modo geral:</w:t>
+      </w:r>
+      <w:r>
+        <w:rPr>
+          <w:sz w:val="21"/>
+          <w:szCs w:val="21"/>
+        </w:rPr>
+        <w:t xml:space="preserve"> o CPC (custo por clique) da Pesquisa do Google tende a ser mais alto que o custo de impulsionamento na Meta, principalmente em termos de gestão/software, por ter mais concorrência de licitação. Por outro lado, quem busca ativamente no Google costuma converter melhor, porque já está atrás de uma solução — então o custo por cadastro não necessariamente fica pior, só o custo por clique é maior. Os números exatos só saem depois dos primeiros dias rodando, mas é por isso que a sugestão abaixo é mais enxuta que a da Meta.</w:t>
       </w:r>
     </w:p>
     <w:p>
@@ -403,30 +440,14 @@
           <w:sz w:val="21"/>
           <w:szCs w:val="21"/>
         </w:rPr>
-        <w:t xml:space="preserve">Orçamento diário sugerido:</w:t>
-      </w:r>
-      <w:r>
-        <w:rPr>
-          <w:sz w:val="21"/>
-          <w:szCs w:val="21"/>
-        </w:rPr>
-        <w:t xml:space="preserve"> R$ 1.500 ÷ 35 dias ≈ </w:t>
-      </w:r>
-      <w:r>
-        <w:rPr>
-          <w:b/>
-          <w:bCs/>
-          <w:sz w:val="21"/>
-          <w:szCs w:val="21"/>
-        </w:rPr>
-        <w:t xml:space="preserve">R$ 43/dia</w:t>
-      </w:r>
-      <w:r>
-        <w:rPr>
-          <w:sz w:val="21"/>
-          <w:szCs w:val="21"/>
-        </w:rPr>
-        <w:t xml:space="preserve">, com liberdade para o sistema remanejar entre campanhas conforme desempenho.</w:t>
+        <w:t xml:space="preserve">Janela sugerida:</w:t>
+      </w:r>
+      <w:r>
+        <w:rPr>
+          <w:sz w:val="21"/>
+          <w:szCs w:val="21"/>
+        </w:rPr>
+        <w:t xml:space="preserve"> cerca de 30 dias corridos, dividida em duas metades de cerca de 15 dias — a primeira ainda em outubro (a partir do dia 13 ou do dia 20, conforme a data de lançamento) e a segunda em novembro, acompanhando o período em que a campanha orgânica de cadastro também está mais forte (conforme o calendário de marketing).</w:t>
       </w:r>
     </w:p>
     <w:p>
@@ -445,6 +466,48 @@
           <w:sz w:val="21"/>
           <w:szCs w:val="21"/>
         </w:rPr>
+        <w:t xml:space="preserve">Orçamento diário sugerido:</w:t>
+      </w:r>
+      <w:r>
+        <w:rPr>
+          <w:sz w:val="21"/>
+          <w:szCs w:val="21"/>
+        </w:rPr>
+        <w:t xml:space="preserve"> R$ 1.500 ÷ 30 dias = </w:t>
+      </w:r>
+      <w:r>
+        <w:rPr>
+          <w:b/>
+          <w:bCs/>
+          <w:sz w:val="21"/>
+          <w:szCs w:val="21"/>
+        </w:rPr>
+        <w:t xml:space="preserve">R$ 50/dia</w:t>
+      </w:r>
+      <w:r>
+        <w:rPr>
+          <w:sz w:val="21"/>
+          <w:szCs w:val="21"/>
+        </w:rPr>
+        <w:t xml:space="preserve">.</w:t>
+      </w:r>
+    </w:p>
+    <w:p>
+      <w:pPr>
+        <w:pStyle w:val="ListParagraph"/>
+        <w:numPr>
+          <w:ilvl w:val="0"/>
+          <w:numId w:val="1"/>
+        </w:numPr>
+        <w:spacing w:after="80"/>
+      </w:pPr>
+      <w:r>
+        <w:rPr>
+          <w:b/>
+          <w:bCs/>
+          <w:sz w:val="21"/>
+          <w:szCs w:val="21"/>
+        </w:rPr>
         <w:t xml:space="preserve">Estratégia de lance:</w:t>
       </w:r>
       <w:r>
@@ -471,6 +534,34 @@
       </w:pPr>
       <w:r>
         <w:t xml:space="preserve">4. Estrutura de campanhas</w:t>
+      </w:r>
+    </w:p>
+    <w:p>
+      <w:pPr>
+        <w:spacing w:after="160"/>
+      </w:pPr>
+      <w:r>
+        <w:rPr>
+          <w:sz w:val="21"/>
+          <w:szCs w:val="21"/>
+        </w:rPr>
+        <w:t xml:space="preserve">Com uma verba desse tamanho, não compensa pulverizar em vários grupos de anúncios — isso só dilui o orçamento e atrasa o aprendizado do algoritmo. Vai </w:t>
+      </w:r>
+      <w:r>
+        <w:rPr>
+          <w:b/>
+          <w:bCs/>
+          <w:sz w:val="21"/>
+          <w:szCs w:val="21"/>
+        </w:rPr>
+        <w:t xml:space="preserve">uma única campanha, com um único grupo de anúncios</w:t>
+      </w:r>
+      <w:r>
+        <w:rPr>
+          <w:sz w:val="21"/>
+          <w:szCs w:val="21"/>
+        </w:rPr>
+        <w:t xml:space="preserve">, reunindo todas as palavras-chave no mesmo lugar. Mesmo assim, dá para acompanhar o desempenho palavra por palavra depois — o relatório de termos de pesquisa do Google Ads mostra individualmente quantos cliques, conversões e qual o CPA de cada palavra-chave, mesmo estando todas no mesmo grupo.</w:t>
       </w:r>
     </w:p>
     <w:p>
@@ -485,19 +576,7 @@
           <w:sz w:val="22"/>
           <w:szCs w:val="22"/>
         </w:rPr>
-        <w:t xml:space="preserve">Campanha 1 — Pesquisa | Portal do Síndico | Captação de Cadastro</w:t>
-      </w:r>
-    </w:p>
-    <w:p>
-      <w:pPr>
-        <w:spacing w:after="160"/>
-      </w:pPr>
-      <w:r>
-        <w:rPr>
-          <w:sz w:val="21"/>
-          <w:szCs w:val="21"/>
-        </w:rPr>
-        <w:t xml:space="preserve">Campanha principal, focada em quem já está buscando solução para o dia a dia do condomínio.</w:t>
+        <w:t xml:space="preserve">Campanha única — Pesquisa | Portal do Síndico | Captação de Cadastro</w:t>
       </w:r>
     </w:p>
     <w:p>
@@ -512,7 +591,217 @@
           <w:sz w:val="18"/>
           <w:szCs w:val="18"/>
         </w:rPr>
-        <w:t xml:space="preserve">Grupos de anúncios sugeridos:</w:t>
+        <w:t xml:space="preserve">Palavras-chave (todas no mesmo grupo de anúncios):</w:t>
+      </w:r>
+    </w:p>
+    <w:p>
+      <w:pPr>
+        <w:pStyle w:val="ListParagraph"/>
+        <w:numPr>
+          <w:ilvl w:val="0"/>
+          <w:numId w:val="1"/>
+        </w:numPr>
+        <w:spacing w:after="80"/>
+      </w:pPr>
+      <w:r>
+        <w:rPr>
+          <w:sz w:val="21"/>
+          <w:szCs w:val="21"/>
+        </w:rPr>
+        <w:t xml:space="preserve">"portal do síndico", "portal do síndico eleva", "eleva portal do síndico"</w:t>
+      </w:r>
+    </w:p>
+    <w:p>
+      <w:pPr>
+        <w:pStyle w:val="ListParagraph"/>
+        <w:numPr>
+          <w:ilvl w:val="0"/>
+          <w:numId w:val="1"/>
+        </w:numPr>
+        <w:spacing w:after="80"/>
+      </w:pPr>
+      <w:r>
+        <w:rPr>
+          <w:sz w:val="21"/>
+          <w:szCs w:val="21"/>
+        </w:rPr>
+        <w:t xml:space="preserve">"sistema para síndico", "programa de gestão de condomínio", "ferramenta para administrar condomínio", "aplicativo para síndico"</w:t>
+      </w:r>
+    </w:p>
+    <w:p>
+      <w:pPr>
+        <w:pStyle w:val="ListParagraph"/>
+        <w:numPr>
+          <w:ilvl w:val="0"/>
+          <w:numId w:val="1"/>
+        </w:numPr>
+        <w:spacing w:after="80"/>
+      </w:pPr>
+      <w:r>
+        <w:rPr>
+          <w:sz w:val="21"/>
+          <w:szCs w:val="21"/>
+        </w:rPr>
+        <w:t xml:space="preserve">"software de gestão para condomínio", "software de gestão para síndico"</w:t>
+      </w:r>
+    </w:p>
+    <w:p>
+      <w:pPr>
+        <w:pStyle w:val="ListParagraph"/>
+        <w:numPr>
+          <w:ilvl w:val="0"/>
+          <w:numId w:val="1"/>
+        </w:numPr>
+        <w:spacing w:after="80"/>
+      </w:pPr>
+      <w:r>
+        <w:rPr>
+          <w:sz w:val="21"/>
+          <w:szCs w:val="21"/>
+        </w:rPr>
+        <w:t xml:space="preserve">"como organizar as demandas do condomínio", "como organizar os prazos do condomínio"</w:t>
+      </w:r>
+    </w:p>
+    <w:p>
+      <w:pPr>
+        <w:pStyle w:val="ListParagraph"/>
+        <w:numPr>
+          <w:ilvl w:val="0"/>
+          <w:numId w:val="1"/>
+        </w:numPr>
+        <w:spacing w:after="80"/>
+      </w:pPr>
+      <w:r>
+        <w:rPr>
+          <w:sz w:val="21"/>
+          <w:szCs w:val="21"/>
+        </w:rPr>
+        <w:t xml:space="preserve">"controle de obrigações do condomínio", "prazos de manutenção predial", "AVCB extintor vencimento condomínio"</w:t>
+      </w:r>
+    </w:p>
+    <w:p>
+      <w:pPr>
+        <w:pStyle w:val="ListParagraph"/>
+        <w:numPr>
+          <w:ilvl w:val="0"/>
+          <w:numId w:val="1"/>
+        </w:numPr>
+        <w:spacing w:after="80"/>
+      </w:pPr>
+      <w:r>
+        <w:rPr>
+          <w:sz w:val="21"/>
+          <w:szCs w:val="21"/>
+        </w:rPr>
+        <w:t xml:space="preserve">"prestação de contas condomínio", "sistema financeiro para condomínio", "orçamento condomínio online"</w:t>
+      </w:r>
+    </w:p>
+    <w:p>
+      <w:pPr>
+        <w:pStyle w:val="ListParagraph"/>
+        <w:numPr>
+          <w:ilvl w:val="0"/>
+          <w:numId w:val="1"/>
+        </w:numPr>
+        <w:spacing w:after="80"/>
+      </w:pPr>
+      <w:r>
+        <w:rPr>
+          <w:sz w:val="21"/>
+          <w:szCs w:val="21"/>
+        </w:rPr>
+        <w:t xml:space="preserve">"sistema para administradora de condomínios", "gestão de carteira de condomínios", "software para administradora de condomínio"</w:t>
+      </w:r>
+    </w:p>
+    <w:p>
+      <w:pPr>
+        <w:spacing w:after="160"/>
+      </w:pPr>
+      <w:r>
+        <w:rPr>
+          <w:sz w:val="21"/>
+          <w:szCs w:val="21"/>
+        </w:rPr>
+        <w:t xml:space="preserve">Não ficou claro se existe muito volume de busca para termos do tipo "como organizar as demandas/prazos do condomínio" — são mais uma aposta de cauda longa (comportamento de busca de quem ainda nem sabe que existe um software para isso) do que um termo consolidado; vale testar com orçamento baixo e cortar se não performar.</w:t>
+      </w:r>
+    </w:p>
+    <w:p>
+      <w:pPr>
+        <w:pStyle w:val="ListParagraph"/>
+        <w:numPr>
+          <w:ilvl w:val="0"/>
+          <w:numId w:val="1"/>
+        </w:numPr>
+        <w:spacing w:after="80"/>
+      </w:pPr>
+      <w:r>
+        <w:rPr>
+          <w:b/>
+          <w:bCs/>
+          <w:sz w:val="21"/>
+          <w:szCs w:val="21"/>
+        </w:rPr>
+        <w:t xml:space="preserve">Tipo de correspondência:</w:t>
+      </w:r>
+      <w:r>
+        <w:rPr>
+          <w:sz w:val="21"/>
+          <w:szCs w:val="21"/>
+        </w:rPr>
+        <w:t xml:space="preserve"> frase e ampla com sinais de público, evitando termos amplos demais.</w:t>
+      </w:r>
+    </w:p>
+    <w:p>
+      <w:pPr>
+        <w:pStyle w:val="ListParagraph"/>
+        <w:numPr>
+          <w:ilvl w:val="0"/>
+          <w:numId w:val="1"/>
+        </w:numPr>
+        <w:spacing w:after="80"/>
+      </w:pPr>
+      <w:r>
+        <w:rPr>
+          <w:b/>
+          <w:bCs/>
+          <w:sz w:val="21"/>
+          <w:szCs w:val="21"/>
+        </w:rPr>
+        <w:t xml:space="preserve">Negativação — atenção especial, por ser verba pequena:</w:t>
+      </w:r>
+      <w:r>
+        <w:rPr>
+          <w:sz w:val="21"/>
+          <w:szCs w:val="21"/>
+        </w:rPr>
+        <w:t xml:space="preserve"> termos de emprego ("vaga síndico", "concurso", "salário síndico", "emprego síndico", "contratar síndico"), termos de outros segmentos (ex.: "seguro residencial" isolado, que não é o produto), termos de "grátis" descolados de contexto. Como a verba é curta, cada clique desperdiçado em gente procurando emprego pesa proporcionalmente mais — vale revisar o relatório de termos de pesquisa nos primeiros dias e negativar rápido o que não for intenção de compra/uso do produto.</w:t>
+      </w:r>
+    </w:p>
+    <w:p>
+      <w:pPr>
+        <w:spacing w:after="80"/>
+      </w:pPr>
+      <w:r>
+        <w:rPr>
+          <w:i/>
+          <w:iCs/>
+          <w:color w:val="555555"/>
+          <w:sz w:val="18"/>
+          <w:szCs w:val="18"/>
+        </w:rPr>
+        <w:t xml:space="preserve">Volume de busca médio mensal (Brasil) — estimativa de referência</w:t>
+      </w:r>
+    </w:p>
+    <w:p>
+      <w:pPr>
+        <w:spacing w:after="160"/>
+      </w:pPr>
+      <w:r>
+        <w:rPr>
+          <w:sz w:val="21"/>
+          <w:szCs w:val="21"/>
+        </w:rPr>
+        <w:t xml:space="preserve">Estimativas aproximadas com base no comportamento típico desse nicho, para orientar a priorização. Como o termo "Portal do Síndico" é de marca própria (baixo ou nenhum histórico de busca ainda), o volume real precisa ser conferido no Planejador de Palavras-chave do Google Ads antes de travar o orçamento — ele é a fonte oficial e vai mostrar o número exato por termo e por região.</w:t>
       </w:r>
     </w:p>
     <w:tbl>
@@ -547,7 +836,7 @@
                 <w:sz w:val="19"/>
                 <w:szCs w:val="19"/>
               </w:rPr>
-              <w:t xml:space="preserve">Grupo de anúncios</w:t>
+              <w:t xml:space="preserve">Palavra-chave</w:t>
             </w:r>
           </w:p>
         </w:tc>
@@ -565,7 +854,7 @@
                 <w:sz w:val="19"/>
                 <w:szCs w:val="19"/>
               </w:rPr>
-              <w:t xml:space="preserve">Tema</w:t>
+              <w:t xml:space="preserve">Volume médio mensal estimado</w:t>
             </w:r>
           </w:p>
         </w:tc>
@@ -583,7 +872,7 @@
                 <w:sz w:val="19"/>
                 <w:szCs w:val="19"/>
               </w:rPr>
-              <w:t xml:space="preserve">Exemplos de palavras-chave</w:t>
+              <w:t xml:space="preserve">Observação</w:t>
             </w:r>
           </w:p>
         </w:tc>
@@ -602,41 +891,41 @@
                 <w:sz w:val="19"/>
                 <w:szCs w:val="19"/>
               </w:rPr>
-              <w:t xml:space="preserve">Marca/produto</w:t>
-            </w:r>
-          </w:p>
-        </w:tc>
-        <w:tc>
-          <w:tcPr>
-            <w:tcW w:type="dxa" w:w="3008"/>
-          </w:tcPr>
-          <w:p>
-            <w:r>
-              <w:rPr>
-                <w:b w:val="false"/>
-                <w:bCs w:val="false"/>
-                <w:color w:val="000000"/>
-                <w:sz w:val="19"/>
-                <w:szCs w:val="19"/>
-              </w:rPr>
-              <w:t xml:space="preserve">Quem já ouviu falar do portal</w:t>
-            </w:r>
-          </w:p>
-        </w:tc>
-        <w:tc>
-          <w:tcPr>
-            <w:tcW w:type="dxa" w:w="3008"/>
-          </w:tcPr>
-          <w:p>
-            <w:r>
-              <w:rPr>
-                <w:b w:val="false"/>
-                <w:bCs w:val="false"/>
-                <w:color w:val="000000"/>
-                <w:sz w:val="19"/>
-                <w:szCs w:val="19"/>
-              </w:rPr>
-              <w:t xml:space="preserve">"portal do síndico", "portal do síndico eleva", "eleva portal do síndico"</w:t>
+              <w:t xml:space="preserve">sistema para síndico</w:t>
+            </w:r>
+          </w:p>
+        </w:tc>
+        <w:tc>
+          <w:tcPr>
+            <w:tcW w:type="dxa" w:w="3008"/>
+          </w:tcPr>
+          <w:p>
+            <w:r>
+              <w:rPr>
+                <w:b w:val="false"/>
+                <w:bCs w:val="false"/>
+                <w:color w:val="000000"/>
+                <w:sz w:val="19"/>
+                <w:szCs w:val="19"/>
+              </w:rPr>
+              <w:t xml:space="preserve">100–1.000</w:t>
+            </w:r>
+          </w:p>
+        </w:tc>
+        <w:tc>
+          <w:tcPr>
+            <w:tcW w:type="dxa" w:w="3008"/>
+          </w:tcPr>
+          <w:p>
+            <w:r>
+              <w:rPr>
+                <w:b w:val="false"/>
+                <w:bCs w:val="false"/>
+                <w:color w:val="000000"/>
+                <w:sz w:val="19"/>
+                <w:szCs w:val="19"/>
+              </w:rPr>
+              <w:t xml:space="preserve">Termo de maior potencial, intenção direta</w:t>
             </w:r>
           </w:p>
         </w:tc>
@@ -655,41 +944,41 @@
                 <w:sz w:val="19"/>
                 <w:szCs w:val="19"/>
               </w:rPr>
-              <w:t xml:space="preserve">Gestão do síndico</w:t>
-            </w:r>
-          </w:p>
-        </w:tc>
-        <w:tc>
-          <w:tcPr>
-            <w:tcW w:type="dxa" w:w="3008"/>
-          </w:tcPr>
-          <w:p>
-            <w:r>
-              <w:rPr>
-                <w:b w:val="false"/>
-                <w:bCs w:val="false"/>
-                <w:color w:val="000000"/>
-                <w:sz w:val="19"/>
-                <w:szCs w:val="19"/>
-              </w:rPr>
-              <w:t xml:space="preserve">Dores do dia a dia</w:t>
-            </w:r>
-          </w:p>
-        </w:tc>
-        <w:tc>
-          <w:tcPr>
-            <w:tcW w:type="dxa" w:w="3008"/>
-          </w:tcPr>
-          <w:p>
-            <w:r>
-              <w:rPr>
-                <w:b w:val="false"/>
-                <w:bCs w:val="false"/>
-                <w:color w:val="000000"/>
-                <w:sz w:val="19"/>
-                <w:szCs w:val="19"/>
-              </w:rPr>
-              <w:t xml:space="preserve">"sistema para síndico", "programa de gestão de condomínio", "ferramenta para administrar condomínio", "aplicativo para síndico"</w:t>
+              <w:t xml:space="preserve">programa de gestão de condomínio</w:t>
+            </w:r>
+          </w:p>
+        </w:tc>
+        <w:tc>
+          <w:tcPr>
+            <w:tcW w:type="dxa" w:w="3008"/>
+          </w:tcPr>
+          <w:p>
+            <w:r>
+              <w:rPr>
+                <w:b w:val="false"/>
+                <w:bCs w:val="false"/>
+                <w:color w:val="000000"/>
+                <w:sz w:val="19"/>
+                <w:szCs w:val="19"/>
+              </w:rPr>
+              <w:t xml:space="preserve">100–1.000</w:t>
+            </w:r>
+          </w:p>
+        </w:tc>
+        <w:tc>
+          <w:tcPr>
+            <w:tcW w:type="dxa" w:w="3008"/>
+          </w:tcPr>
+          <w:p>
+            <w:r>
+              <w:rPr>
+                <w:b w:val="false"/>
+                <w:bCs w:val="false"/>
+                <w:color w:val="000000"/>
+                <w:sz w:val="19"/>
+                <w:szCs w:val="19"/>
+              </w:rPr>
+              <w:t xml:space="preserve">Boa intenção, público que já pesquisa solução</w:t>
             </w:r>
           </w:p>
         </w:tc>
@@ -708,41 +997,41 @@
                 <w:sz w:val="19"/>
                 <w:szCs w:val="19"/>
               </w:rPr>
-              <w:t xml:space="preserve">Prazos e obrigações</w:t>
-            </w:r>
-          </w:p>
-        </w:tc>
-        <w:tc>
-          <w:tcPr>
-            <w:tcW w:type="dxa" w:w="3008"/>
-          </w:tcPr>
-          <w:p>
-            <w:r>
-              <w:rPr>
-                <w:b w:val="false"/>
-                <w:bCs w:val="false"/>
-                <w:color w:val="000000"/>
-                <w:sz w:val="19"/>
-                <w:szCs w:val="19"/>
-              </w:rPr>
-              <w:t xml:space="preserve">Obrigações legais e manutenções</w:t>
-            </w:r>
-          </w:p>
-        </w:tc>
-        <w:tc>
-          <w:tcPr>
-            <w:tcW w:type="dxa" w:w="3008"/>
-          </w:tcPr>
-          <w:p>
-            <w:r>
-              <w:rPr>
-                <w:b w:val="false"/>
-                <w:bCs w:val="false"/>
-                <w:color w:val="000000"/>
-                <w:sz w:val="19"/>
-                <w:szCs w:val="19"/>
-              </w:rPr>
-              <w:t xml:space="preserve">"controle de obrigações do condomínio", "prazos de manutenção predial", "AVCB extintor vencimento condomínio"</w:t>
+              <w:t xml:space="preserve">aplicativo para síndico</w:t>
+            </w:r>
+          </w:p>
+        </w:tc>
+        <w:tc>
+          <w:tcPr>
+            <w:tcW w:type="dxa" w:w="3008"/>
+          </w:tcPr>
+          <w:p>
+            <w:r>
+              <w:rPr>
+                <w:b w:val="false"/>
+                <w:bCs w:val="false"/>
+                <w:color w:val="000000"/>
+                <w:sz w:val="19"/>
+                <w:szCs w:val="19"/>
+              </w:rPr>
+              <w:t xml:space="preserve">100–1.000</w:t>
+            </w:r>
+          </w:p>
+        </w:tc>
+        <w:tc>
+          <w:tcPr>
+            <w:tcW w:type="dxa" w:w="3008"/>
+          </w:tcPr>
+          <w:p>
+            <w:r>
+              <w:rPr>
+                <w:b w:val="false"/>
+                <w:bCs w:val="false"/>
+                <w:color w:val="000000"/>
+                <w:sz w:val="19"/>
+                <w:szCs w:val="19"/>
+              </w:rPr>
+              <w:t xml:space="preserve">Formato "aplicativo" tem busca consistente</w:t>
             </w:r>
           </w:p>
         </w:tc>
@@ -761,41 +1050,41 @@
                 <w:sz w:val="19"/>
                 <w:szCs w:val="19"/>
               </w:rPr>
-              <w:t xml:space="preserve">Prestação de contas</w:t>
-            </w:r>
-          </w:p>
-        </w:tc>
-        <w:tc>
-          <w:tcPr>
-            <w:tcW w:type="dxa" w:w="3008"/>
-          </w:tcPr>
-          <w:p>
-            <w:r>
-              <w:rPr>
-                <w:b w:val="false"/>
-                <w:bCs w:val="false"/>
-                <w:color w:val="000000"/>
-                <w:sz w:val="19"/>
-                <w:szCs w:val="19"/>
-              </w:rPr>
-              <w:t xml:space="preserve">Gestão financeira do condomínio</w:t>
-            </w:r>
-          </w:p>
-        </w:tc>
-        <w:tc>
-          <w:tcPr>
-            <w:tcW w:type="dxa" w:w="3008"/>
-          </w:tcPr>
-          <w:p>
-            <w:r>
-              <w:rPr>
-                <w:b w:val="false"/>
-                <w:bCs w:val="false"/>
-                <w:color w:val="000000"/>
-                <w:sz w:val="19"/>
-                <w:szCs w:val="19"/>
-              </w:rPr>
-              <w:t xml:space="preserve">"prestação de contas condomínio", "sistema financeiro para condomínio", "orçamento condomínio online"</w:t>
+              <w:t xml:space="preserve">software de gestão para condomínio</w:t>
+            </w:r>
+          </w:p>
+        </w:tc>
+        <w:tc>
+          <w:tcPr>
+            <w:tcW w:type="dxa" w:w="3008"/>
+          </w:tcPr>
+          <w:p>
+            <w:r>
+              <w:rPr>
+                <w:b w:val="false"/>
+                <w:bCs w:val="false"/>
+                <w:color w:val="000000"/>
+                <w:sz w:val="19"/>
+                <w:szCs w:val="19"/>
+              </w:rPr>
+              <w:t xml:space="preserve">100–1.000</w:t>
+            </w:r>
+          </w:p>
+        </w:tc>
+        <w:tc>
+          <w:tcPr>
+            <w:tcW w:type="dxa" w:w="3008"/>
+          </w:tcPr>
+          <w:p>
+            <w:r>
+              <w:rPr>
+                <w:b w:val="false"/>
+                <w:bCs w:val="false"/>
+                <w:color w:val="000000"/>
+                <w:sz w:val="19"/>
+                <w:szCs w:val="19"/>
+              </w:rPr>
+              <w:t xml:space="preserve">Variação direta de "sistema", bom volume esperado</w:t>
             </w:r>
           </w:p>
         </w:tc>
@@ -814,7 +1103,342 @@
                 <w:sz w:val="19"/>
                 <w:szCs w:val="19"/>
               </w:rPr>
-              <w:t xml:space="preserve">Administradoras e carteiras</w:t>
+              <w:t xml:space="preserve">software de gestão para síndico</w:t>
+            </w:r>
+          </w:p>
+        </w:tc>
+        <w:tc>
+          <w:tcPr>
+            <w:tcW w:type="dxa" w:w="3008"/>
+          </w:tcPr>
+          <w:p>
+            <w:r>
+              <w:rPr>
+                <w:b w:val="false"/>
+                <w:bCs w:val="false"/>
+                <w:color w:val="000000"/>
+                <w:sz w:val="19"/>
+                <w:szCs w:val="19"/>
+              </w:rPr>
+              <w:t xml:space="preserve">10–100</w:t>
+            </w:r>
+          </w:p>
+        </w:tc>
+        <w:tc>
+          <w:tcPr>
+            <w:tcW w:type="dxa" w:w="3008"/>
+          </w:tcPr>
+          <w:p>
+            <w:r>
+              <w:rPr>
+                <w:b w:val="false"/>
+                <w:bCs w:val="false"/>
+                <w:color w:val="000000"/>
+                <w:sz w:val="19"/>
+                <w:szCs w:val="19"/>
+              </w:rPr>
+              <w:t xml:space="preserve">Mais específico que o anterior</w:t>
+            </w:r>
+          </w:p>
+        </w:tc>
+      </w:tr>
+      <w:tr>
+        <w:tc>
+          <w:tcPr>
+            <w:tcW w:type="dxa" w:w="3008"/>
+          </w:tcPr>
+          <w:p>
+            <w:r>
+              <w:rPr>
+                <w:b w:val="false"/>
+                <w:bCs w:val="false"/>
+                <w:color w:val="000000"/>
+                <w:sz w:val="19"/>
+                <w:szCs w:val="19"/>
+              </w:rPr>
+              <w:t xml:space="preserve">gestão de condomínio sistema online</w:t>
+            </w:r>
+          </w:p>
+        </w:tc>
+        <w:tc>
+          <w:tcPr>
+            <w:tcW w:type="dxa" w:w="3008"/>
+          </w:tcPr>
+          <w:p>
+            <w:r>
+              <w:rPr>
+                <w:b w:val="false"/>
+                <w:bCs w:val="false"/>
+                <w:color w:val="000000"/>
+                <w:sz w:val="19"/>
+                <w:szCs w:val="19"/>
+              </w:rPr>
+              <w:t xml:space="preserve">10–100</w:t>
+            </w:r>
+          </w:p>
+        </w:tc>
+        <w:tc>
+          <w:tcPr>
+            <w:tcW w:type="dxa" w:w="3008"/>
+          </w:tcPr>
+          <w:p>
+            <w:r>
+              <w:rPr>
+                <w:b w:val="false"/>
+                <w:bCs w:val="false"/>
+                <w:color w:val="000000"/>
+                <w:sz w:val="19"/>
+                <w:szCs w:val="19"/>
+              </w:rPr>
+              <w:t xml:space="preserve">Cauda um pouco mais longa, qualificada</w:t>
+            </w:r>
+          </w:p>
+        </w:tc>
+      </w:tr>
+      <w:tr>
+        <w:tc>
+          <w:tcPr>
+            <w:tcW w:type="dxa" w:w="3008"/>
+          </w:tcPr>
+          <w:p>
+            <w:r>
+              <w:rPr>
+                <w:b w:val="false"/>
+                <w:bCs w:val="false"/>
+                <w:color w:val="000000"/>
+                <w:sz w:val="19"/>
+                <w:szCs w:val="19"/>
+              </w:rPr>
+              <w:t xml:space="preserve">prestação de contas condomínio</w:t>
+            </w:r>
+          </w:p>
+        </w:tc>
+        <w:tc>
+          <w:tcPr>
+            <w:tcW w:type="dxa" w:w="3008"/>
+          </w:tcPr>
+          <w:p>
+            <w:r>
+              <w:rPr>
+                <w:b w:val="false"/>
+                <w:bCs w:val="false"/>
+                <w:color w:val="000000"/>
+                <w:sz w:val="19"/>
+                <w:szCs w:val="19"/>
+              </w:rPr>
+              <w:t xml:space="preserve">100–1.000</w:t>
+            </w:r>
+          </w:p>
+        </w:tc>
+        <w:tc>
+          <w:tcPr>
+            <w:tcW w:type="dxa" w:w="3008"/>
+          </w:tcPr>
+          <w:p>
+            <w:r>
+              <w:rPr>
+                <w:b w:val="false"/>
+                <w:bCs w:val="false"/>
+                <w:color w:val="000000"/>
+                <w:sz w:val="19"/>
+                <w:szCs w:val="19"/>
+              </w:rPr>
+              <w:t xml:space="preserve">Alto volume, mas intenção mais informacional — vale testar</w:t>
+            </w:r>
+          </w:p>
+        </w:tc>
+      </w:tr>
+      <w:tr>
+        <w:tc>
+          <w:tcPr>
+            <w:tcW w:type="dxa" w:w="3008"/>
+          </w:tcPr>
+          <w:p>
+            <w:r>
+              <w:rPr>
+                <w:b w:val="false"/>
+                <w:bCs w:val="false"/>
+                <w:color w:val="000000"/>
+                <w:sz w:val="19"/>
+                <w:szCs w:val="19"/>
+              </w:rPr>
+              <w:t xml:space="preserve">sistema financeiro para condomínio</w:t>
+            </w:r>
+          </w:p>
+        </w:tc>
+        <w:tc>
+          <w:tcPr>
+            <w:tcW w:type="dxa" w:w="3008"/>
+          </w:tcPr>
+          <w:p>
+            <w:r>
+              <w:rPr>
+                <w:b w:val="false"/>
+                <w:bCs w:val="false"/>
+                <w:color w:val="000000"/>
+                <w:sz w:val="19"/>
+                <w:szCs w:val="19"/>
+              </w:rPr>
+              <w:t xml:space="preserve">10–100</w:t>
+            </w:r>
+          </w:p>
+        </w:tc>
+        <w:tc>
+          <w:tcPr>
+            <w:tcW w:type="dxa" w:w="3008"/>
+          </w:tcPr>
+          <w:p>
+            <w:r>
+              <w:rPr>
+                <w:b w:val="false"/>
+                <w:bCs w:val="false"/>
+                <w:color w:val="000000"/>
+                <w:sz w:val="19"/>
+                <w:szCs w:val="19"/>
+              </w:rPr>
+              <w:t xml:space="preserve">Intenção específica, público profissional</w:t>
+            </w:r>
+          </w:p>
+        </w:tc>
+      </w:tr>
+      <w:tr>
+        <w:tc>
+          <w:tcPr>
+            <w:tcW w:type="dxa" w:w="3008"/>
+          </w:tcPr>
+          <w:p>
+            <w:r>
+              <w:rPr>
+                <w:b w:val="false"/>
+                <w:bCs w:val="false"/>
+                <w:color w:val="000000"/>
+                <w:sz w:val="19"/>
+                <w:szCs w:val="19"/>
+              </w:rPr>
+              <w:t xml:space="preserve">controle de obrigações do condomínio</w:t>
+            </w:r>
+          </w:p>
+        </w:tc>
+        <w:tc>
+          <w:tcPr>
+            <w:tcW w:type="dxa" w:w="3008"/>
+          </w:tcPr>
+          <w:p>
+            <w:r>
+              <w:rPr>
+                <w:b w:val="false"/>
+                <w:bCs w:val="false"/>
+                <w:color w:val="000000"/>
+                <w:sz w:val="19"/>
+                <w:szCs w:val="19"/>
+              </w:rPr>
+              <w:t xml:space="preserve">10–100</w:t>
+            </w:r>
+          </w:p>
+        </w:tc>
+        <w:tc>
+          <w:tcPr>
+            <w:tcW w:type="dxa" w:w="3008"/>
+          </w:tcPr>
+          <w:p>
+            <w:r>
+              <w:rPr>
+                <w:b w:val="false"/>
+                <w:bCs w:val="false"/>
+                <w:color w:val="000000"/>
+                <w:sz w:val="19"/>
+                <w:szCs w:val="19"/>
+              </w:rPr>
+              <w:t xml:space="preserve">Cauda longa, baixo volume mas alta qualificação</w:t>
+            </w:r>
+          </w:p>
+        </w:tc>
+      </w:tr>
+      <w:tr>
+        <w:tc>
+          <w:tcPr>
+            <w:tcW w:type="dxa" w:w="3008"/>
+          </w:tcPr>
+          <w:p>
+            <w:r>
+              <w:rPr>
+                <w:b w:val="false"/>
+                <w:bCs w:val="false"/>
+                <w:color w:val="000000"/>
+                <w:sz w:val="19"/>
+                <w:szCs w:val="19"/>
+              </w:rPr>
+              <w:t xml:space="preserve">AVCB extintor vencimento condomínio</w:t>
+            </w:r>
+          </w:p>
+        </w:tc>
+        <w:tc>
+          <w:tcPr>
+            <w:tcW w:type="dxa" w:w="3008"/>
+          </w:tcPr>
+          <w:p>
+            <w:r>
+              <w:rPr>
+                <w:b w:val="false"/>
+                <w:bCs w:val="false"/>
+                <w:color w:val="000000"/>
+                <w:sz w:val="19"/>
+                <w:szCs w:val="19"/>
+              </w:rPr>
+              <w:t xml:space="preserve">10–100</w:t>
+            </w:r>
+          </w:p>
+        </w:tc>
+        <w:tc>
+          <w:tcPr>
+            <w:tcW w:type="dxa" w:w="3008"/>
+          </w:tcPr>
+          <w:p>
+            <w:r>
+              <w:rPr>
+                <w:b w:val="false"/>
+                <w:bCs w:val="false"/>
+                <w:color w:val="000000"/>
+                <w:sz w:val="19"/>
+                <w:szCs w:val="19"/>
+              </w:rPr>
+              <w:t xml:space="preserve">Muito específico, custo por clique tende a ser baixo</w:t>
+            </w:r>
+          </w:p>
+        </w:tc>
+      </w:tr>
+      <w:tr>
+        <w:tc>
+          <w:tcPr>
+            <w:tcW w:type="dxa" w:w="3008"/>
+          </w:tcPr>
+          <w:p>
+            <w:r>
+              <w:rPr>
+                <w:b w:val="false"/>
+                <w:bCs w:val="false"/>
+                <w:color w:val="000000"/>
+                <w:sz w:val="19"/>
+                <w:szCs w:val="19"/>
+              </w:rPr>
+              <w:t xml:space="preserve">sistema para administradora de condomínios</w:t>
+            </w:r>
+          </w:p>
+        </w:tc>
+        <w:tc>
+          <w:tcPr>
+            <w:tcW w:type="dxa" w:w="3008"/>
+          </w:tcPr>
+          <w:p>
+            <w:r>
+              <w:rPr>
+                <w:b w:val="false"/>
+                <w:bCs w:val="false"/>
+                <w:color w:val="000000"/>
+                <w:sz w:val="19"/>
+                <w:szCs w:val="19"/>
+              </w:rPr>
+              <w:t xml:space="preserve">10–100</w:t>
             </w:r>
           </w:p>
         </w:tc>
@@ -835,20 +1459,215 @@
             </w:r>
           </w:p>
         </w:tc>
-        <w:tc>
-          <w:tcPr>
-            <w:tcW w:type="dxa" w:w="3008"/>
-          </w:tcPr>
-          <w:p>
-            <w:r>
-              <w:rPr>
-                <w:b w:val="false"/>
-                <w:bCs w:val="false"/>
-                <w:color w:val="000000"/>
-                <w:sz w:val="19"/>
-                <w:szCs w:val="19"/>
-              </w:rPr>
-              <w:t xml:space="preserve">"sistema para administradora de condomínios", "gestão de carteira de condomínios", "software para administradora de condomínio"</w:t>
+      </w:tr>
+      <w:tr>
+        <w:tc>
+          <w:tcPr>
+            <w:tcW w:type="dxa" w:w="3008"/>
+          </w:tcPr>
+          <w:p>
+            <w:r>
+              <w:rPr>
+                <w:b w:val="false"/>
+                <w:bCs w:val="false"/>
+                <w:color w:val="000000"/>
+                <w:sz w:val="19"/>
+                <w:szCs w:val="19"/>
+              </w:rPr>
+              <w:t xml:space="preserve">gestão de carteira de condomínios</w:t>
+            </w:r>
+          </w:p>
+        </w:tc>
+        <w:tc>
+          <w:tcPr>
+            <w:tcW w:type="dxa" w:w="3008"/>
+          </w:tcPr>
+          <w:p>
+            <w:r>
+              <w:rPr>
+                <w:b w:val="false"/>
+                <w:bCs w:val="false"/>
+                <w:color w:val="000000"/>
+                <w:sz w:val="19"/>
+                <w:szCs w:val="19"/>
+              </w:rPr>
+              <w:t xml:space="preserve">10–100</w:t>
+            </w:r>
+          </w:p>
+        </w:tc>
+        <w:tc>
+          <w:tcPr>
+            <w:tcW w:type="dxa" w:w="3008"/>
+          </w:tcPr>
+          <w:p>
+            <w:r>
+              <w:rPr>
+                <w:b w:val="false"/>
+                <w:bCs w:val="false"/>
+                <w:color w:val="000000"/>
+                <w:sz w:val="19"/>
+                <w:szCs w:val="19"/>
+              </w:rPr>
+              <w:t xml:space="preserve">Público profissional/administradoras</w:t>
+            </w:r>
+          </w:p>
+        </w:tc>
+      </w:tr>
+      <w:tr>
+        <w:tc>
+          <w:tcPr>
+            <w:tcW w:type="dxa" w:w="3008"/>
+          </w:tcPr>
+          <w:p>
+            <w:r>
+              <w:rPr>
+                <w:b w:val="false"/>
+                <w:bCs w:val="false"/>
+                <w:color w:val="000000"/>
+                <w:sz w:val="19"/>
+                <w:szCs w:val="19"/>
+              </w:rPr>
+              <w:t xml:space="preserve">como organizar as demandas do condomínio</w:t>
+            </w:r>
+          </w:p>
+        </w:tc>
+        <w:tc>
+          <w:tcPr>
+            <w:tcW w:type="dxa" w:w="3008"/>
+          </w:tcPr>
+          <w:p>
+            <w:r>
+              <w:rPr>
+                <w:b w:val="false"/>
+                <w:bCs w:val="false"/>
+                <w:color w:val="000000"/>
+                <w:sz w:val="19"/>
+                <w:szCs w:val="19"/>
+              </w:rPr>
+              <w:t xml:space="preserve">10–100 ou menos</w:t>
+            </w:r>
+          </w:p>
+        </w:tc>
+        <w:tc>
+          <w:tcPr>
+            <w:tcW w:type="dxa" w:w="3008"/>
+          </w:tcPr>
+          <w:p>
+            <w:r>
+              <w:rPr>
+                <w:b w:val="false"/>
+                <w:bCs w:val="false"/>
+                <w:color w:val="000000"/>
+                <w:sz w:val="19"/>
+                <w:szCs w:val="19"/>
+              </w:rPr>
+              <w:t xml:space="preserve">Cauda muito longa, volume incerto, testar com cautela</w:t>
+            </w:r>
+          </w:p>
+        </w:tc>
+      </w:tr>
+      <w:tr>
+        <w:tc>
+          <w:tcPr>
+            <w:tcW w:type="dxa" w:w="3008"/>
+          </w:tcPr>
+          <w:p>
+            <w:r>
+              <w:rPr>
+                <w:b w:val="false"/>
+                <w:bCs w:val="false"/>
+                <w:color w:val="000000"/>
+                <w:sz w:val="19"/>
+                <w:szCs w:val="19"/>
+              </w:rPr>
+              <w:t xml:space="preserve">como organizar os prazos do condomínio</w:t>
+            </w:r>
+          </w:p>
+        </w:tc>
+        <w:tc>
+          <w:tcPr>
+            <w:tcW w:type="dxa" w:w="3008"/>
+          </w:tcPr>
+          <w:p>
+            <w:r>
+              <w:rPr>
+                <w:b w:val="false"/>
+                <w:bCs w:val="false"/>
+                <w:color w:val="000000"/>
+                <w:sz w:val="19"/>
+                <w:szCs w:val="19"/>
+              </w:rPr>
+              <w:t xml:space="preserve">10–100 ou menos</w:t>
+            </w:r>
+          </w:p>
+        </w:tc>
+        <w:tc>
+          <w:tcPr>
+            <w:tcW w:type="dxa" w:w="3008"/>
+          </w:tcPr>
+          <w:p>
+            <w:r>
+              <w:rPr>
+                <w:b w:val="false"/>
+                <w:bCs w:val="false"/>
+                <w:color w:val="000000"/>
+                <w:sz w:val="19"/>
+                <w:szCs w:val="19"/>
+              </w:rPr>
+              <w:t xml:space="preserve">Mesma observação acima</w:t>
+            </w:r>
+          </w:p>
+        </w:tc>
+      </w:tr>
+      <w:tr>
+        <w:tc>
+          <w:tcPr>
+            <w:tcW w:type="dxa" w:w="3008"/>
+          </w:tcPr>
+          <w:p>
+            <w:r>
+              <w:rPr>
+                <w:b w:val="false"/>
+                <w:bCs w:val="false"/>
+                <w:color w:val="000000"/>
+                <w:sz w:val="19"/>
+                <w:szCs w:val="19"/>
+              </w:rPr>
+              <w:t xml:space="preserve">portal do síndico</w:t>
+            </w:r>
+          </w:p>
+        </w:tc>
+        <w:tc>
+          <w:tcPr>
+            <w:tcW w:type="dxa" w:w="3008"/>
+          </w:tcPr>
+          <w:p>
+            <w:r>
+              <w:rPr>
+                <w:b w:val="false"/>
+                <w:bCs w:val="false"/>
+                <w:color w:val="000000"/>
+                <w:sz w:val="19"/>
+                <w:szCs w:val="19"/>
+              </w:rPr>
+              <w:t xml:space="preserve">— (marca própria)</w:t>
+            </w:r>
+          </w:p>
+        </w:tc>
+        <w:tc>
+          <w:tcPr>
+            <w:tcW w:type="dxa" w:w="3008"/>
+          </w:tcPr>
+          <w:p>
+            <w:r>
+              <w:rPr>
+                <w:b w:val="false"/>
+                <w:bCs w:val="false"/>
+                <w:color w:val="000000"/>
+                <w:sz w:val="19"/>
+                <w:szCs w:val="19"/>
+              </w:rPr>
+              <w:t xml:space="preserve">Monitorar depois que a campanha de autoridade/orgânico rodar; tende a crescer com o reconhecimento do nome</w:t>
             </w:r>
           </w:p>
         </w:tc>
@@ -861,12 +1680,7 @@
     </w:p>
     <w:p>
       <w:pPr>
-        <w:pStyle w:val="ListParagraph"/>
-        <w:numPr>
-          <w:ilvl w:val="0"/>
-          <w:numId w:val="1"/>
-        </w:numPr>
-        <w:spacing w:after="80"/>
+        <w:spacing w:after="160"/>
       </w:pPr>
       <w:r>
         <w:rPr>
@@ -875,24 +1689,19 @@
           <w:sz w:val="21"/>
           <w:szCs w:val="21"/>
         </w:rPr>
-        <w:t xml:space="preserve">Tipo de correspondência:</w:t>
-      </w:r>
-      <w:r>
-        <w:rPr>
-          <w:sz w:val="21"/>
-          <w:szCs w:val="21"/>
-        </w:rPr>
-        <w:t xml:space="preserve"> frase e ampla com sinais de público, evitando termos amplos demais.</w:t>
-      </w:r>
-    </w:p>
-    <w:p>
-      <w:pPr>
-        <w:pStyle w:val="ListParagraph"/>
-        <w:numPr>
-          <w:ilvl w:val="0"/>
-          <w:numId w:val="1"/>
-        </w:numPr>
-        <w:spacing w:after="80"/>
+        <w:t xml:space="preserve">Como priorizar o orçamento:</w:t>
+      </w:r>
+      <w:r>
+        <w:rPr>
+          <w:sz w:val="21"/>
+          <w:szCs w:val="21"/>
+        </w:rPr>
+        <w:t xml:space="preserve"> concentrar o investimento nos termos de maior volume e intenção direta (sistema para síndico, programa de gestão de condomínio, aplicativo para síndico, software de gestão para condomínio), com uma fatia menor nos termos de cauda longa, que custam menos por clique e tendem a converter melhor por já virem com a dor bem definida — e cortar rápido os termos de cauda longa que não gerarem clique relevante nos primeiros dias, já que a verba é curta.</w:t>
+      </w:r>
+    </w:p>
+    <w:p>
+      <w:pPr>
+        <w:spacing w:after="160"/>
       </w:pPr>
       <w:r>
         <w:rPr>
@@ -901,751 +1710,14 @@
           <w:sz w:val="21"/>
           <w:szCs w:val="21"/>
         </w:rPr>
-        <w:t xml:space="preserve">Negativação:</w:t>
-      </w:r>
-      <w:r>
-        <w:rPr>
-          <w:sz w:val="21"/>
-          <w:szCs w:val="21"/>
-        </w:rPr>
-        <w:t xml:space="preserve"> termos de emprego ("vaga síndico", "concurso", "salário síndico"), termos de outros segmentos (ex.: "seguro residencial" isolado, que não é o produto), termos de "grátis" descolados de contexto, se gerarem tráfego não qualificado.</w:t>
-      </w:r>
-    </w:p>
-    <w:p>
-      <w:pPr>
-        <w:spacing w:after="80"/>
-      </w:pPr>
-      <w:r>
-        <w:rPr>
-          <w:i/>
-          <w:iCs/>
-          <w:color w:val="555555"/>
-          <w:sz w:val="18"/>
-          <w:szCs w:val="18"/>
-        </w:rPr>
-        <w:t xml:space="preserve">Volume de busca médio mensal (Brasil) — estimativa de referência</w:t>
-      </w:r>
-    </w:p>
-    <w:p>
-      <w:pPr>
-        <w:spacing w:after="160"/>
-      </w:pPr>
-      <w:r>
-        <w:rPr>
-          <w:sz w:val="21"/>
-          <w:szCs w:val="21"/>
-        </w:rPr>
-        <w:t xml:space="preserve">Estimativas aproximadas com base no comportamento típico desse nicho, para orientar a priorização. Como o termo "Portal do Síndico" é de marca própria (baixo ou nenhum histórico de busca ainda), o volume real precisa ser conferido no Planejador de Palavras-chave do Google Ads antes de travar o orçamento por grupo — ele é a fonte oficial e vai mostrar o número exato por termo e por região.</w:t>
-      </w:r>
-    </w:p>
-    <w:tbl>
-      <w:tblPr>
-        <w:tblW w:type="dxa" w:w="9026"/>
-        <w:tblBorders>
-          <w:top w:val="single" w:color="auto" w:sz="4"/>
-          <w:left w:val="single" w:color="auto" w:sz="4"/>
-          <w:bottom w:val="single" w:color="auto" w:sz="4"/>
-          <w:right w:val="single" w:color="auto" w:sz="4"/>
-          <w:insideH w:val="single" w:color="auto" w:sz="4"/>
-          <w:insideV w:val="single" w:color="auto" w:sz="4"/>
-        </w:tblBorders>
-      </w:tblPr>
-      <w:tblGrid>
-        <w:gridCol w:w="3008"/>
-        <w:gridCol w:w="3008"/>
-        <w:gridCol w:w="3008"/>
-      </w:tblGrid>
-      <w:tr>
-        <w:tc>
-          <w:tcPr>
-            <w:tcW w:type="dxa" w:w="3008"/>
-            <w:shd w:fill="1c2b4a" w:val="clear"/>
-          </w:tcPr>
-          <w:p>
-            <w:r>
-              <w:rPr>
-                <w:b/>
-                <w:bCs/>
-                <w:color w:val="FFFFFF"/>
-                <w:sz w:val="19"/>
-                <w:szCs w:val="19"/>
-              </w:rPr>
-              <w:t xml:space="preserve">Palavra-chave</w:t>
-            </w:r>
-          </w:p>
-        </w:tc>
-        <w:tc>
-          <w:tcPr>
-            <w:tcW w:type="dxa" w:w="3008"/>
-            <w:shd w:fill="1c2b4a" w:val="clear"/>
-          </w:tcPr>
-          <w:p>
-            <w:r>
-              <w:rPr>
-                <w:b/>
-                <w:bCs/>
-                <w:color w:val="FFFFFF"/>
-                <w:sz w:val="19"/>
-                <w:szCs w:val="19"/>
-              </w:rPr>
-              <w:t xml:space="preserve">Volume médio mensal estimado</w:t>
-            </w:r>
-          </w:p>
-        </w:tc>
-        <w:tc>
-          <w:tcPr>
-            <w:tcW w:type="dxa" w:w="3008"/>
-            <w:shd w:fill="1c2b4a" w:val="clear"/>
-          </w:tcPr>
-          <w:p>
-            <w:r>
-              <w:rPr>
-                <w:b/>
-                <w:bCs/>
-                <w:color w:val="FFFFFF"/>
-                <w:sz w:val="19"/>
-                <w:szCs w:val="19"/>
-              </w:rPr>
-              <w:t xml:space="preserve">Observação</w:t>
-            </w:r>
-          </w:p>
-        </w:tc>
-      </w:tr>
-      <w:tr>
-        <w:tc>
-          <w:tcPr>
-            <w:tcW w:type="dxa" w:w="3008"/>
-          </w:tcPr>
-          <w:p>
-            <w:r>
-              <w:rPr>
-                <w:b w:val="false"/>
-                <w:bCs w:val="false"/>
-                <w:color w:val="000000"/>
-                <w:sz w:val="19"/>
-                <w:szCs w:val="19"/>
-              </w:rPr>
-              <w:t xml:space="preserve">sistema para síndico</w:t>
-            </w:r>
-          </w:p>
-        </w:tc>
-        <w:tc>
-          <w:tcPr>
-            <w:tcW w:type="dxa" w:w="3008"/>
-          </w:tcPr>
-          <w:p>
-            <w:r>
-              <w:rPr>
-                <w:b w:val="false"/>
-                <w:bCs w:val="false"/>
-                <w:color w:val="000000"/>
-                <w:sz w:val="19"/>
-                <w:szCs w:val="19"/>
-              </w:rPr>
-              <w:t xml:space="preserve">100–1.000</w:t>
-            </w:r>
-          </w:p>
-        </w:tc>
-        <w:tc>
-          <w:tcPr>
-            <w:tcW w:type="dxa" w:w="3008"/>
-          </w:tcPr>
-          <w:p>
-            <w:r>
-              <w:rPr>
-                <w:b w:val="false"/>
-                <w:bCs w:val="false"/>
-                <w:color w:val="000000"/>
-                <w:sz w:val="19"/>
-                <w:szCs w:val="19"/>
-              </w:rPr>
-              <w:t xml:space="preserve">Termo de maior potencial, intenção direta</w:t>
-            </w:r>
-          </w:p>
-        </w:tc>
-      </w:tr>
-      <w:tr>
-        <w:tc>
-          <w:tcPr>
-            <w:tcW w:type="dxa" w:w="3008"/>
-          </w:tcPr>
-          <w:p>
-            <w:r>
-              <w:rPr>
-                <w:b w:val="false"/>
-                <w:bCs w:val="false"/>
-                <w:color w:val="000000"/>
-                <w:sz w:val="19"/>
-                <w:szCs w:val="19"/>
-              </w:rPr>
-              <w:t xml:space="preserve">programa de gestão de condomínio</w:t>
-            </w:r>
-          </w:p>
-        </w:tc>
-        <w:tc>
-          <w:tcPr>
-            <w:tcW w:type="dxa" w:w="3008"/>
-          </w:tcPr>
-          <w:p>
-            <w:r>
-              <w:rPr>
-                <w:b w:val="false"/>
-                <w:bCs w:val="false"/>
-                <w:color w:val="000000"/>
-                <w:sz w:val="19"/>
-                <w:szCs w:val="19"/>
-              </w:rPr>
-              <w:t xml:space="preserve">100–1.000</w:t>
-            </w:r>
-          </w:p>
-        </w:tc>
-        <w:tc>
-          <w:tcPr>
-            <w:tcW w:type="dxa" w:w="3008"/>
-          </w:tcPr>
-          <w:p>
-            <w:r>
-              <w:rPr>
-                <w:b w:val="false"/>
-                <w:bCs w:val="false"/>
-                <w:color w:val="000000"/>
-                <w:sz w:val="19"/>
-                <w:szCs w:val="19"/>
-              </w:rPr>
-              <w:t xml:space="preserve">Boa intenção, público que já pesquisa solução</w:t>
-            </w:r>
-          </w:p>
-        </w:tc>
-      </w:tr>
-      <w:tr>
-        <w:tc>
-          <w:tcPr>
-            <w:tcW w:type="dxa" w:w="3008"/>
-          </w:tcPr>
-          <w:p>
-            <w:r>
-              <w:rPr>
-                <w:b w:val="false"/>
-                <w:bCs w:val="false"/>
-                <w:color w:val="000000"/>
-                <w:sz w:val="19"/>
-                <w:szCs w:val="19"/>
-              </w:rPr>
-              <w:t xml:space="preserve">aplicativo para síndico</w:t>
-            </w:r>
-          </w:p>
-        </w:tc>
-        <w:tc>
-          <w:tcPr>
-            <w:tcW w:type="dxa" w:w="3008"/>
-          </w:tcPr>
-          <w:p>
-            <w:r>
-              <w:rPr>
-                <w:b w:val="false"/>
-                <w:bCs w:val="false"/>
-                <w:color w:val="000000"/>
-                <w:sz w:val="19"/>
-                <w:szCs w:val="19"/>
-              </w:rPr>
-              <w:t xml:space="preserve">100–1.000</w:t>
-            </w:r>
-          </w:p>
-        </w:tc>
-        <w:tc>
-          <w:tcPr>
-            <w:tcW w:type="dxa" w:w="3008"/>
-          </w:tcPr>
-          <w:p>
-            <w:r>
-              <w:rPr>
-                <w:b w:val="false"/>
-                <w:bCs w:val="false"/>
-                <w:color w:val="000000"/>
-                <w:sz w:val="19"/>
-                <w:szCs w:val="19"/>
-              </w:rPr>
-              <w:t xml:space="preserve">Formato "aplicativo" tem busca consistente</w:t>
-            </w:r>
-          </w:p>
-        </w:tc>
-      </w:tr>
-      <w:tr>
-        <w:tc>
-          <w:tcPr>
-            <w:tcW w:type="dxa" w:w="3008"/>
-          </w:tcPr>
-          <w:p>
-            <w:r>
-              <w:rPr>
-                <w:b w:val="false"/>
-                <w:bCs w:val="false"/>
-                <w:color w:val="000000"/>
-                <w:sz w:val="19"/>
-                <w:szCs w:val="19"/>
-              </w:rPr>
-              <w:t xml:space="preserve">gestão de condomínio sistema online</w:t>
-            </w:r>
-          </w:p>
-        </w:tc>
-        <w:tc>
-          <w:tcPr>
-            <w:tcW w:type="dxa" w:w="3008"/>
-          </w:tcPr>
-          <w:p>
-            <w:r>
-              <w:rPr>
-                <w:b w:val="false"/>
-                <w:bCs w:val="false"/>
-                <w:color w:val="000000"/>
-                <w:sz w:val="19"/>
-                <w:szCs w:val="19"/>
-              </w:rPr>
-              <w:t xml:space="preserve">10–100</w:t>
-            </w:r>
-          </w:p>
-        </w:tc>
-        <w:tc>
-          <w:tcPr>
-            <w:tcW w:type="dxa" w:w="3008"/>
-          </w:tcPr>
-          <w:p>
-            <w:r>
-              <w:rPr>
-                <w:b w:val="false"/>
-                <w:bCs w:val="false"/>
-                <w:color w:val="000000"/>
-                <w:sz w:val="19"/>
-                <w:szCs w:val="19"/>
-              </w:rPr>
-              <w:t xml:space="preserve">Cauda um pouco mais longa, qualificada</w:t>
-            </w:r>
-          </w:p>
-        </w:tc>
-      </w:tr>
-      <w:tr>
-        <w:tc>
-          <w:tcPr>
-            <w:tcW w:type="dxa" w:w="3008"/>
-          </w:tcPr>
-          <w:p>
-            <w:r>
-              <w:rPr>
-                <w:b w:val="false"/>
-                <w:bCs w:val="false"/>
-                <w:color w:val="000000"/>
-                <w:sz w:val="19"/>
-                <w:szCs w:val="19"/>
-              </w:rPr>
-              <w:t xml:space="preserve">prestação de contas condomínio</w:t>
-            </w:r>
-          </w:p>
-        </w:tc>
-        <w:tc>
-          <w:tcPr>
-            <w:tcW w:type="dxa" w:w="3008"/>
-          </w:tcPr>
-          <w:p>
-            <w:r>
-              <w:rPr>
-                <w:b w:val="false"/>
-                <w:bCs w:val="false"/>
-                <w:color w:val="000000"/>
-                <w:sz w:val="19"/>
-                <w:szCs w:val="19"/>
-              </w:rPr>
-              <w:t xml:space="preserve">100–1.000</w:t>
-            </w:r>
-          </w:p>
-        </w:tc>
-        <w:tc>
-          <w:tcPr>
-            <w:tcW w:type="dxa" w:w="3008"/>
-          </w:tcPr>
-          <w:p>
-            <w:r>
-              <w:rPr>
-                <w:b w:val="false"/>
-                <w:bCs w:val="false"/>
-                <w:color w:val="000000"/>
-                <w:sz w:val="19"/>
-                <w:szCs w:val="19"/>
-              </w:rPr>
-              <w:t xml:space="preserve">Alto volume, mas intenção mais informacional — vale testar</w:t>
-            </w:r>
-          </w:p>
-        </w:tc>
-      </w:tr>
-      <w:tr>
-        <w:tc>
-          <w:tcPr>
-            <w:tcW w:type="dxa" w:w="3008"/>
-          </w:tcPr>
-          <w:p>
-            <w:r>
-              <w:rPr>
-                <w:b w:val="false"/>
-                <w:bCs w:val="false"/>
-                <w:color w:val="000000"/>
-                <w:sz w:val="19"/>
-                <w:szCs w:val="19"/>
-              </w:rPr>
-              <w:t xml:space="preserve">sistema financeiro para condomínio</w:t>
-            </w:r>
-          </w:p>
-        </w:tc>
-        <w:tc>
-          <w:tcPr>
-            <w:tcW w:type="dxa" w:w="3008"/>
-          </w:tcPr>
-          <w:p>
-            <w:r>
-              <w:rPr>
-                <w:b w:val="false"/>
-                <w:bCs w:val="false"/>
-                <w:color w:val="000000"/>
-                <w:sz w:val="19"/>
-                <w:szCs w:val="19"/>
-              </w:rPr>
-              <w:t xml:space="preserve">10–100</w:t>
-            </w:r>
-          </w:p>
-        </w:tc>
-        <w:tc>
-          <w:tcPr>
-            <w:tcW w:type="dxa" w:w="3008"/>
-          </w:tcPr>
-          <w:p>
-            <w:r>
-              <w:rPr>
-                <w:b w:val="false"/>
-                <w:bCs w:val="false"/>
-                <w:color w:val="000000"/>
-                <w:sz w:val="19"/>
-                <w:szCs w:val="19"/>
-              </w:rPr>
-              <w:t xml:space="preserve">Intenção específica, público profissional</w:t>
-            </w:r>
-          </w:p>
-        </w:tc>
-      </w:tr>
-      <w:tr>
-        <w:tc>
-          <w:tcPr>
-            <w:tcW w:type="dxa" w:w="3008"/>
-          </w:tcPr>
-          <w:p>
-            <w:r>
-              <w:rPr>
-                <w:b w:val="false"/>
-                <w:bCs w:val="false"/>
-                <w:color w:val="000000"/>
-                <w:sz w:val="19"/>
-                <w:szCs w:val="19"/>
-              </w:rPr>
-              <w:t xml:space="preserve">controle de obrigações do condomínio</w:t>
-            </w:r>
-          </w:p>
-        </w:tc>
-        <w:tc>
-          <w:tcPr>
-            <w:tcW w:type="dxa" w:w="3008"/>
-          </w:tcPr>
-          <w:p>
-            <w:r>
-              <w:rPr>
-                <w:b w:val="false"/>
-                <w:bCs w:val="false"/>
-                <w:color w:val="000000"/>
-                <w:sz w:val="19"/>
-                <w:szCs w:val="19"/>
-              </w:rPr>
-              <w:t xml:space="preserve">10–100</w:t>
-            </w:r>
-          </w:p>
-        </w:tc>
-        <w:tc>
-          <w:tcPr>
-            <w:tcW w:type="dxa" w:w="3008"/>
-          </w:tcPr>
-          <w:p>
-            <w:r>
-              <w:rPr>
-                <w:b w:val="false"/>
-                <w:bCs w:val="false"/>
-                <w:color w:val="000000"/>
-                <w:sz w:val="19"/>
-                <w:szCs w:val="19"/>
-              </w:rPr>
-              <w:t xml:space="preserve">Cauda longa, baixo volume mas alta qualificação</w:t>
-            </w:r>
-          </w:p>
-        </w:tc>
-      </w:tr>
-      <w:tr>
-        <w:tc>
-          <w:tcPr>
-            <w:tcW w:type="dxa" w:w="3008"/>
-          </w:tcPr>
-          <w:p>
-            <w:r>
-              <w:rPr>
-                <w:b w:val="false"/>
-                <w:bCs w:val="false"/>
-                <w:color w:val="000000"/>
-                <w:sz w:val="19"/>
-                <w:szCs w:val="19"/>
-              </w:rPr>
-              <w:t xml:space="preserve">AVCB extintor vencimento condomínio</w:t>
-            </w:r>
-          </w:p>
-        </w:tc>
-        <w:tc>
-          <w:tcPr>
-            <w:tcW w:type="dxa" w:w="3008"/>
-          </w:tcPr>
-          <w:p>
-            <w:r>
-              <w:rPr>
-                <w:b w:val="false"/>
-                <w:bCs w:val="false"/>
-                <w:color w:val="000000"/>
-                <w:sz w:val="19"/>
-                <w:szCs w:val="19"/>
-              </w:rPr>
-              <w:t xml:space="preserve">10–100</w:t>
-            </w:r>
-          </w:p>
-        </w:tc>
-        <w:tc>
-          <w:tcPr>
-            <w:tcW w:type="dxa" w:w="3008"/>
-          </w:tcPr>
-          <w:p>
-            <w:r>
-              <w:rPr>
-                <w:b w:val="false"/>
-                <w:bCs w:val="false"/>
-                <w:color w:val="000000"/>
-                <w:sz w:val="19"/>
-                <w:szCs w:val="19"/>
-              </w:rPr>
-              <w:t xml:space="preserve">Muito específico, custo por clique tende a ser baixo</w:t>
-            </w:r>
-          </w:p>
-        </w:tc>
-      </w:tr>
-      <w:tr>
-        <w:tc>
-          <w:tcPr>
-            <w:tcW w:type="dxa" w:w="3008"/>
-          </w:tcPr>
-          <w:p>
-            <w:r>
-              <w:rPr>
-                <w:b w:val="false"/>
-                <w:bCs w:val="false"/>
-                <w:color w:val="000000"/>
-                <w:sz w:val="19"/>
-                <w:szCs w:val="19"/>
-              </w:rPr>
-              <w:t xml:space="preserve">sistema para administradora de condomínios</w:t>
-            </w:r>
-          </w:p>
-        </w:tc>
-        <w:tc>
-          <w:tcPr>
-            <w:tcW w:type="dxa" w:w="3008"/>
-          </w:tcPr>
-          <w:p>
-            <w:r>
-              <w:rPr>
-                <w:b w:val="false"/>
-                <w:bCs w:val="false"/>
-                <w:color w:val="000000"/>
-                <w:sz w:val="19"/>
-                <w:szCs w:val="19"/>
-              </w:rPr>
-              <w:t xml:space="preserve">10–100</w:t>
-            </w:r>
-          </w:p>
-        </w:tc>
-        <w:tc>
-          <w:tcPr>
-            <w:tcW w:type="dxa" w:w="3008"/>
-          </w:tcPr>
-          <w:p>
-            <w:r>
-              <w:rPr>
-                <w:b w:val="false"/>
-                <w:bCs w:val="false"/>
-                <w:color w:val="000000"/>
-                <w:sz w:val="19"/>
-                <w:szCs w:val="19"/>
-              </w:rPr>
-              <w:t xml:space="preserve">Público profissional/administradoras</w:t>
-            </w:r>
-          </w:p>
-        </w:tc>
-      </w:tr>
-      <w:tr>
-        <w:tc>
-          <w:tcPr>
-            <w:tcW w:type="dxa" w:w="3008"/>
-          </w:tcPr>
-          <w:p>
-            <w:r>
-              <w:rPr>
-                <w:b w:val="false"/>
-                <w:bCs w:val="false"/>
-                <w:color w:val="000000"/>
-                <w:sz w:val="19"/>
-                <w:szCs w:val="19"/>
-              </w:rPr>
-              <w:t xml:space="preserve">gestão de carteira de condomínios</w:t>
-            </w:r>
-          </w:p>
-        </w:tc>
-        <w:tc>
-          <w:tcPr>
-            <w:tcW w:type="dxa" w:w="3008"/>
-          </w:tcPr>
-          <w:p>
-            <w:r>
-              <w:rPr>
-                <w:b w:val="false"/>
-                <w:bCs w:val="false"/>
-                <w:color w:val="000000"/>
-                <w:sz w:val="19"/>
-                <w:szCs w:val="19"/>
-              </w:rPr>
-              <w:t xml:space="preserve">10–100</w:t>
-            </w:r>
-          </w:p>
-        </w:tc>
-        <w:tc>
-          <w:tcPr>
-            <w:tcW w:type="dxa" w:w="3008"/>
-          </w:tcPr>
-          <w:p>
-            <w:r>
-              <w:rPr>
-                <w:b w:val="false"/>
-                <w:bCs w:val="false"/>
-                <w:color w:val="000000"/>
-                <w:sz w:val="19"/>
-                <w:szCs w:val="19"/>
-              </w:rPr>
-              <w:t xml:space="preserve">Público profissional/administradoras</w:t>
-            </w:r>
-          </w:p>
-        </w:tc>
-      </w:tr>
-      <w:tr>
-        <w:tc>
-          <w:tcPr>
-            <w:tcW w:type="dxa" w:w="3008"/>
-          </w:tcPr>
-          <w:p>
-            <w:r>
-              <w:rPr>
-                <w:b w:val="false"/>
-                <w:bCs w:val="false"/>
-                <w:color w:val="000000"/>
-                <w:sz w:val="19"/>
-                <w:szCs w:val="19"/>
-              </w:rPr>
-              <w:t xml:space="preserve">portal do síndico</w:t>
-            </w:r>
-          </w:p>
-        </w:tc>
-        <w:tc>
-          <w:tcPr>
-            <w:tcW w:type="dxa" w:w="3008"/>
-          </w:tcPr>
-          <w:p>
-            <w:r>
-              <w:rPr>
-                <w:b w:val="false"/>
-                <w:bCs w:val="false"/>
-                <w:color w:val="000000"/>
-                <w:sz w:val="19"/>
-                <w:szCs w:val="19"/>
-              </w:rPr>
-              <w:t xml:space="preserve">— (marca própria)</w:t>
-            </w:r>
-          </w:p>
-        </w:tc>
-        <w:tc>
-          <w:tcPr>
-            <w:tcW w:type="dxa" w:w="3008"/>
-          </w:tcPr>
-          <w:p>
-            <w:r>
-              <w:rPr>
-                <w:b w:val="false"/>
-                <w:bCs w:val="false"/>
-                <w:color w:val="000000"/>
-                <w:sz w:val="19"/>
-                <w:szCs w:val="19"/>
-              </w:rPr>
-              <w:t xml:space="preserve">Monitorar depois que a campanha de autoridade/orgânico rodar; tende a crescer com o reconhecimento do nome</w:t>
-            </w:r>
-          </w:p>
-        </w:tc>
-      </w:tr>
-    </w:tbl>
-    <w:p>
-      <w:pPr>
-        <w:spacing w:after="160"/>
-      </w:pPr>
-    </w:p>
-    <w:p>
-      <w:pPr>
-        <w:spacing w:after="160"/>
-      </w:pPr>
-      <w:r>
-        <w:rPr>
-          <w:b/>
-          <w:bCs/>
-          <w:sz w:val="21"/>
-          <w:szCs w:val="21"/>
-        </w:rPr>
-        <w:t xml:space="preserve">Como priorizar o orçamento:</w:t>
-      </w:r>
-      <w:r>
-        <w:rPr>
-          <w:sz w:val="21"/>
-          <w:szCs w:val="21"/>
-        </w:rPr>
-        <w:t xml:space="preserve"> concentrar o investimento nos termos de maior volume e intenção direta (sistema para síndico, programa de gestão de condomínio, aplicativo para síndico), com uma fatia menor nos termos de cauda longa, que custam menos por clique e convertem melhor por já virem com a dor bem definida.</w:t>
-      </w:r>
-    </w:p>
-    <w:p>
-      <w:pPr>
-        <w:spacing w:after="100" w:before="200"/>
-      </w:pPr>
-      <w:r>
-        <w:rPr>
-          <w:b/>
-          <w:bCs/>
-          <w:color w:val="1c2b4a"/>
-          <w:sz w:val="22"/>
-          <w:szCs w:val="22"/>
-        </w:rPr>
-        <w:t xml:space="preserve">Campanha 2 — Performance Max | Portal Síndico | Cadastro (opcional, fase 2)</w:t>
-      </w:r>
-    </w:p>
-    <w:p>
-      <w:pPr>
-        <w:spacing w:after="160"/>
-      </w:pPr>
-      <w:r>
-        <w:rPr>
-          <w:sz w:val="21"/>
-          <w:szCs w:val="21"/>
-        </w:rPr>
-        <w:t xml:space="preserve">Se sobrar orçamento depois dos primeiros 10–15 dias de aprendizado da campanha de Pesquisa, ou se a Pesquisa não entregar volume suficiente, ativar uma campanha de Performance Max alimentada com os mesmos públicos e criativos (banners simples + vídeo curto, se houver), para ampliar alcance em Display, YouTube e Gmail dentro do mesmo orçamento.</w:t>
+        <w:t xml:space="preserve">Sobre Performance Max:</w:t>
+      </w:r>
+      <w:r>
+        <w:rPr>
+          <w:sz w:val="21"/>
+          <w:szCs w:val="21"/>
+        </w:rPr>
+        <w:t xml:space="preserve"> com uma verba desse tamanho, não compensa abrir uma segunda campanha em outro formato — ela competiria pelo mesmo orçamento e tornaria mais lento o aprendizado de ambas. Fica só a campanha de Pesquisa.</w:t>
       </w:r>
     </w:p>
     <w:p>
@@ -2022,7 +2094,7 @@
                 <w:sz w:val="19"/>
                 <w:szCs w:val="19"/>
               </w:rPr>
-              <w:t xml:space="preserve">Veiculação</w:t>
+              <w:t xml:space="preserve">Veiculação — 1ª metade</w:t>
             </w:r>
           </w:p>
         </w:tc>
@@ -2039,7 +2111,7 @@
                 <w:sz w:val="19"/>
                 <w:szCs w:val="19"/>
               </w:rPr>
-              <w:t xml:space="preserve">Pouco mais de 30 dias corridos a partir da ativação</w:t>
+              <w:t xml:space="preserve">~15 dias, a partir do dia 13 ou 20/10 (data de lançamento)</w:t>
             </w:r>
           </w:p>
         </w:tc>
@@ -2075,7 +2147,7 @@
                 <w:sz w:val="19"/>
                 <w:szCs w:val="19"/>
               </w:rPr>
-              <w:t xml:space="preserve">A partir do dia 10–14 de veiculação</w:t>
+              <w:t xml:space="preserve">Na virada de outubro para novembro</w:t>
             </w:r>
           </w:p>
         </w:tc>
@@ -2094,6 +2166,42 @@
                 <w:sz w:val="19"/>
                 <w:szCs w:val="19"/>
               </w:rPr>
+              <w:t xml:space="preserve">Veiculação — 2ª metade</w:t>
+            </w:r>
+          </w:p>
+        </w:tc>
+        <w:tc>
+          <w:tcPr>
+            <w:tcW w:type="dxa" w:w="4513"/>
+          </w:tcPr>
+          <w:p>
+            <w:r>
+              <w:rPr>
+                <w:b w:val="false"/>
+                <w:bCs w:val="false"/>
+                <w:color w:val="000000"/>
+                <w:sz w:val="19"/>
+                <w:szCs w:val="19"/>
+              </w:rPr>
+              <w:t xml:space="preserve">~15 dias, seguindo em novembro</w:t>
+            </w:r>
+          </w:p>
+        </w:tc>
+      </w:tr>
+      <w:tr>
+        <w:tc>
+          <w:tcPr>
+            <w:tcW w:type="dxa" w:w="4513"/>
+          </w:tcPr>
+          <w:p>
+            <w:r>
+              <w:rPr>
+                <w:b w:val="false"/>
+                <w:bCs w:val="false"/>
+                <w:color w:val="000000"/>
+                <w:sz w:val="19"/>
+                <w:szCs w:val="19"/>
+              </w:rPr>
               <w:t xml:space="preserve">Relatório de resultados (cadastros gerados, CPA, CTR)</w:t>
             </w:r>
           </w:p>
@@ -2111,7 +2219,7 @@
                 <w:sz w:val="19"/>
                 <w:szCs w:val="19"/>
               </w:rPr>
-              <w:t xml:space="preserve">Ao fim da janela de orçamento</w:t>
+              <w:t xml:space="preserve">Ao fim da janela de orçamento (~30 dias corridos no total)</w:t>
             </w:r>
           </w:p>
         </w:tc>
@@ -2188,7 +2296,7 @@
           <w:sz w:val="21"/>
           <w:szCs w:val="21"/>
         </w:rPr>
-        <w:t xml:space="preserve">3. Aguardar o portal estar com acesso totalmente ativo (a antecipação segue só no orgânico) para publicar a campanha de Pesquisa, com o orçamento de R$ 1.500 distribuído pela janela de pouco mais de um mês.</w:t>
+        <w:t xml:space="preserve">3. Aguardar o portal estar com acesso totalmente ativo (a antecipação segue só no orgânico) para publicar a campanha única de Pesquisa, com o orçamento de R$ 1.500 distribuído pelos ~30 dias (duas quinzenas, outubro e novembro).</w:t>
       </w:r>
     </w:p>
     <w:sectPr>

--- a/eleva/estrutura-google-ads-portal-sindico.docx
+++ b/eleva/estrutura-google-ads-portal-sindico.docx
@@ -298,7 +298,7 @@
           <w:sz w:val="21"/>
           <w:szCs w:val="21"/>
         </w:rPr>
-        <w:t xml:space="preserve">Gerar cadastros qualificados no teste grátis de 60 dias, não venda direta. A campanha é de </w:t>
+        <w:t xml:space="preserve">Gerar cadastros qualificados no teste grátis de 60 dias, não venda direta. No Google Ads, a campanha é do tipo </w:t>
       </w:r>
       <w:r>
         <w:rPr>
@@ -307,14 +307,14 @@
           <w:sz w:val="21"/>
           <w:szCs w:val="21"/>
         </w:rPr>
-        <w:t xml:space="preserve">geração de leads/cadastro</w:t>
-      </w:r>
-      <w:r>
-        <w:rPr>
-          <w:sz w:val="21"/>
-          <w:szCs w:val="21"/>
-        </w:rPr>
-        <w:t xml:space="preserve">, alinhada com a meta de conversão descrita na medição: "a pessoa começa o teste grátis". Entra no ar só quando o portal estiver com acesso liberado de verdade — a captação antecipada/lista de espera é feita apenas pelo orgânico.</w:t>
+        <w:t xml:space="preserve">Pesquisa com objetivo de geração de leads</w:t>
+      </w:r>
+      <w:r>
+        <w:rPr>
+          <w:sz w:val="21"/>
+          <w:szCs w:val="21"/>
+        </w:rPr>
+        <w:t xml:space="preserve">, mas atua na prática como campanha de cadastro: a pessoa entra no site e se cadastra para usar a ferramenta, com o lance otimizado para esse evento de cadastro. Entra no ar só quando o portal estiver com acesso liberado de verdade — a captação antecipada/lista de espera é feita apenas pelo orgânico.</w:t>
       </w:r>
     </w:p>
     <w:p>
@@ -323,35 +323,10 @@
       </w:pPr>
       <w:r>
         <w:rPr>
-          <w:b/>
-          <w:bCs/>
-          <w:sz w:val="21"/>
-          <w:szCs w:val="21"/>
-        </w:rPr>
-        <w:t xml:space="preserve">Sobre existir "campanha de cadastro" no Google, como na Meta:</w:t>
-      </w:r>
-      <w:r>
-        <w:rPr>
-          <w:sz w:val="21"/>
-          <w:szCs w:val="21"/>
-        </w:rPr>
-        <w:t xml:space="preserve"> o Google Ads não tem um objetivo com esse nome específico (lá a Meta chama de "Cadastros"/"Leads"), mas o resultado é o mesmo. A campanha de Pesquisa leva a pessoa para a página do portal normalmente, e o lance é otimizado para a </w:t>
-      </w:r>
-      <w:r>
-        <w:rPr>
-          <w:b/>
-          <w:bCs/>
-          <w:sz w:val="21"/>
-          <w:szCs w:val="21"/>
-        </w:rPr>
-        <w:t xml:space="preserve">conversão de cadastro</w:t>
-      </w:r>
-      <w:r>
-        <w:rPr>
-          <w:sz w:val="21"/>
-          <w:szCs w:val="21"/>
-        </w:rPr>
-        <w:t xml:space="preserve"> (o evento "começar teste grátis", já configurado na medição) em vez de ser otimizado para cliques ou para uma venda. Ou seja: funciona como campanha de cadastro, só que no Google isso é feito escolhendo a conversão certa como meta de otimização, e não escolhendo um "tipo de campanha" chamado cadastro.</w:t>
+          <w:sz w:val="21"/>
+          <w:szCs w:val="21"/>
+        </w:rPr>
+        <w:t xml:space="preserve">A conversão em cliente pagante, de fato, só acontece depois dos 60 dias de teste, por automação interna e pelos alertas que a pessoa recebe ao longo do período — depois que a própria plataforma gera valor para ela e ela decide continuar usando. Isso não é algo rastreado dentro do Google Ads; a plataforma acompanha só o cadastro inicial.</w:t>
       </w:r>
     </w:p>
     <w:p>
@@ -711,6 +686,40 @@
           <w:szCs w:val="21"/>
         </w:rPr>
         <w:t xml:space="preserve">"sistema para administradora de condomínios", "gestão de carteira de condomínios", "software para administradora de condomínio"</w:t>
+      </w:r>
+    </w:p>
+    <w:p>
+      <w:pPr>
+        <w:pStyle w:val="ListParagraph"/>
+        <w:numPr>
+          <w:ilvl w:val="0"/>
+          <w:numId w:val="1"/>
+        </w:numPr>
+        <w:spacing w:after="80"/>
+      </w:pPr>
+      <w:r>
+        <w:rPr>
+          <w:sz w:val="21"/>
+          <w:szCs w:val="21"/>
+        </w:rPr>
+        <w:t xml:space="preserve">"extintor vencido condomínio", "teste de estanqueidade gás condomínio", "manutenção preventiva gerador condomínio", "limpeza caixa d'água condomínio obrigatoriedade"</w:t>
+      </w:r>
+    </w:p>
+    <w:p>
+      <w:pPr>
+        <w:pStyle w:val="ListParagraph"/>
+        <w:numPr>
+          <w:ilvl w:val="0"/>
+          <w:numId w:val="1"/>
+        </w:numPr>
+        <w:spacing w:after="80"/>
+      </w:pPr>
+      <w:r>
+        <w:rPr>
+          <w:sz w:val="21"/>
+          <w:szCs w:val="21"/>
+        </w:rPr>
+        <w:t xml:space="preserve">"relatório de conformidade condomínio", "alerta de vencimento condomínio", "cotação de orçamento para condomínio", "obrigações legais do condomínio prazo"</w:t>
       </w:r>
     </w:p>
     <w:p>
@@ -1633,6 +1642,430 @@
                 <w:sz w:val="19"/>
                 <w:szCs w:val="19"/>
               </w:rPr>
+              <w:t xml:space="preserve">extintor vencido condomínio</w:t>
+            </w:r>
+          </w:p>
+        </w:tc>
+        <w:tc>
+          <w:tcPr>
+            <w:tcW w:type="dxa" w:w="3008"/>
+          </w:tcPr>
+          <w:p>
+            <w:r>
+              <w:rPr>
+                <w:b w:val="false"/>
+                <w:bCs w:val="false"/>
+                <w:color w:val="000000"/>
+                <w:sz w:val="19"/>
+                <w:szCs w:val="19"/>
+              </w:rPr>
+              <w:t xml:space="preserve">10–100</w:t>
+            </w:r>
+          </w:p>
+        </w:tc>
+        <w:tc>
+          <w:tcPr>
+            <w:tcW w:type="dxa" w:w="3008"/>
+          </w:tcPr>
+          <w:p>
+            <w:r>
+              <w:rPr>
+                <w:b w:val="false"/>
+                <w:bCs w:val="false"/>
+                <w:color w:val="000000"/>
+                <w:sz w:val="19"/>
+                <w:szCs w:val="19"/>
+              </w:rPr>
+              <w:t xml:space="preserve">Extraída do próprio painel do portal, intenção bem específica</w:t>
+            </w:r>
+          </w:p>
+        </w:tc>
+      </w:tr>
+      <w:tr>
+        <w:tc>
+          <w:tcPr>
+            <w:tcW w:type="dxa" w:w="3008"/>
+          </w:tcPr>
+          <w:p>
+            <w:r>
+              <w:rPr>
+                <w:b w:val="false"/>
+                <w:bCs w:val="false"/>
+                <w:color w:val="000000"/>
+                <w:sz w:val="19"/>
+                <w:szCs w:val="19"/>
+              </w:rPr>
+              <w:t xml:space="preserve">teste de estanqueidade gás condomínio</w:t>
+            </w:r>
+          </w:p>
+        </w:tc>
+        <w:tc>
+          <w:tcPr>
+            <w:tcW w:type="dxa" w:w="3008"/>
+          </w:tcPr>
+          <w:p>
+            <w:r>
+              <w:rPr>
+                <w:b w:val="false"/>
+                <w:bCs w:val="false"/>
+                <w:color w:val="000000"/>
+                <w:sz w:val="19"/>
+                <w:szCs w:val="19"/>
+              </w:rPr>
+              <w:t xml:space="preserve">10–100 ou menos</w:t>
+            </w:r>
+          </w:p>
+        </w:tc>
+        <w:tc>
+          <w:tcPr>
+            <w:tcW w:type="dxa" w:w="3008"/>
+          </w:tcPr>
+          <w:p>
+            <w:r>
+              <w:rPr>
+                <w:b w:val="false"/>
+                <w:bCs w:val="false"/>
+                <w:color w:val="000000"/>
+                <w:sz w:val="19"/>
+                <w:szCs w:val="19"/>
+              </w:rPr>
+              <w:t xml:space="preserve">Extraída do painel, termo técnico, volume provavelmente baixo</w:t>
+            </w:r>
+          </w:p>
+        </w:tc>
+      </w:tr>
+      <w:tr>
+        <w:tc>
+          <w:tcPr>
+            <w:tcW w:type="dxa" w:w="3008"/>
+          </w:tcPr>
+          <w:p>
+            <w:r>
+              <w:rPr>
+                <w:b w:val="false"/>
+                <w:bCs w:val="false"/>
+                <w:color w:val="000000"/>
+                <w:sz w:val="19"/>
+                <w:szCs w:val="19"/>
+              </w:rPr>
+              <w:t xml:space="preserve">manutenção preventiva gerador condomínio</w:t>
+            </w:r>
+          </w:p>
+        </w:tc>
+        <w:tc>
+          <w:tcPr>
+            <w:tcW w:type="dxa" w:w="3008"/>
+          </w:tcPr>
+          <w:p>
+            <w:r>
+              <w:rPr>
+                <w:b w:val="false"/>
+                <w:bCs w:val="false"/>
+                <w:color w:val="000000"/>
+                <w:sz w:val="19"/>
+                <w:szCs w:val="19"/>
+              </w:rPr>
+              <w:t xml:space="preserve">10–100</w:t>
+            </w:r>
+          </w:p>
+        </w:tc>
+        <w:tc>
+          <w:tcPr>
+            <w:tcW w:type="dxa" w:w="3008"/>
+          </w:tcPr>
+          <w:p>
+            <w:r>
+              <w:rPr>
+                <w:b w:val="false"/>
+                <w:bCs w:val="false"/>
+                <w:color w:val="000000"/>
+                <w:sz w:val="19"/>
+                <w:szCs w:val="19"/>
+              </w:rPr>
+              <w:t xml:space="preserve">Extraída do painel</w:t>
+            </w:r>
+          </w:p>
+        </w:tc>
+      </w:tr>
+      <w:tr>
+        <w:tc>
+          <w:tcPr>
+            <w:tcW w:type="dxa" w:w="3008"/>
+          </w:tcPr>
+          <w:p>
+            <w:r>
+              <w:rPr>
+                <w:b w:val="false"/>
+                <w:bCs w:val="false"/>
+                <w:color w:val="000000"/>
+                <w:sz w:val="19"/>
+                <w:szCs w:val="19"/>
+              </w:rPr>
+              <w:t xml:space="preserve">limpeza caixa d'água condomínio obrigatoriedade</w:t>
+            </w:r>
+          </w:p>
+        </w:tc>
+        <w:tc>
+          <w:tcPr>
+            <w:tcW w:type="dxa" w:w="3008"/>
+          </w:tcPr>
+          <w:p>
+            <w:r>
+              <w:rPr>
+                <w:b w:val="false"/>
+                <w:bCs w:val="false"/>
+                <w:color w:val="000000"/>
+                <w:sz w:val="19"/>
+                <w:szCs w:val="19"/>
+              </w:rPr>
+              <w:t xml:space="preserve">10–100</w:t>
+            </w:r>
+          </w:p>
+        </w:tc>
+        <w:tc>
+          <w:tcPr>
+            <w:tcW w:type="dxa" w:w="3008"/>
+          </w:tcPr>
+          <w:p>
+            <w:r>
+              <w:rPr>
+                <w:b w:val="false"/>
+                <w:bCs w:val="false"/>
+                <w:color w:val="000000"/>
+                <w:sz w:val="19"/>
+                <w:szCs w:val="19"/>
+              </w:rPr>
+              <w:t xml:space="preserve">Extraída do painel</w:t>
+            </w:r>
+          </w:p>
+        </w:tc>
+      </w:tr>
+      <w:tr>
+        <w:tc>
+          <w:tcPr>
+            <w:tcW w:type="dxa" w:w="3008"/>
+          </w:tcPr>
+          <w:p>
+            <w:r>
+              <w:rPr>
+                <w:b w:val="false"/>
+                <w:bCs w:val="false"/>
+                <w:color w:val="000000"/>
+                <w:sz w:val="19"/>
+                <w:szCs w:val="19"/>
+              </w:rPr>
+              <w:t xml:space="preserve">relatório de conformidade condomínio</w:t>
+            </w:r>
+          </w:p>
+        </w:tc>
+        <w:tc>
+          <w:tcPr>
+            <w:tcW w:type="dxa" w:w="3008"/>
+          </w:tcPr>
+          <w:p>
+            <w:r>
+              <w:rPr>
+                <w:b w:val="false"/>
+                <w:bCs w:val="false"/>
+                <w:color w:val="000000"/>
+                <w:sz w:val="19"/>
+                <w:szCs w:val="19"/>
+              </w:rPr>
+              <w:t xml:space="preserve">10–100 ou menos</w:t>
+            </w:r>
+          </w:p>
+        </w:tc>
+        <w:tc>
+          <w:tcPr>
+            <w:tcW w:type="dxa" w:w="3008"/>
+          </w:tcPr>
+          <w:p>
+            <w:r>
+              <w:rPr>
+                <w:b w:val="false"/>
+                <w:bCs w:val="false"/>
+                <w:color w:val="000000"/>
+                <w:sz w:val="19"/>
+                <w:szCs w:val="19"/>
+              </w:rPr>
+              <w:t xml:space="preserve">Extraída dos blocos de funcionalidade do site</w:t>
+            </w:r>
+          </w:p>
+        </w:tc>
+      </w:tr>
+      <w:tr>
+        <w:tc>
+          <w:tcPr>
+            <w:tcW w:type="dxa" w:w="3008"/>
+          </w:tcPr>
+          <w:p>
+            <w:r>
+              <w:rPr>
+                <w:b w:val="false"/>
+                <w:bCs w:val="false"/>
+                <w:color w:val="000000"/>
+                <w:sz w:val="19"/>
+                <w:szCs w:val="19"/>
+              </w:rPr>
+              <w:t xml:space="preserve">alerta de vencimento condomínio</w:t>
+            </w:r>
+          </w:p>
+        </w:tc>
+        <w:tc>
+          <w:tcPr>
+            <w:tcW w:type="dxa" w:w="3008"/>
+          </w:tcPr>
+          <w:p>
+            <w:r>
+              <w:rPr>
+                <w:b w:val="false"/>
+                <w:bCs w:val="false"/>
+                <w:color w:val="000000"/>
+                <w:sz w:val="19"/>
+                <w:szCs w:val="19"/>
+              </w:rPr>
+              <w:t xml:space="preserve">10–100</w:t>
+            </w:r>
+          </w:p>
+        </w:tc>
+        <w:tc>
+          <w:tcPr>
+            <w:tcW w:type="dxa" w:w="3008"/>
+          </w:tcPr>
+          <w:p>
+            <w:r>
+              <w:rPr>
+                <w:b w:val="false"/>
+                <w:bCs w:val="false"/>
+                <w:color w:val="000000"/>
+                <w:sz w:val="19"/>
+                <w:szCs w:val="19"/>
+              </w:rPr>
+              <w:t xml:space="preserve">Extraída dos blocos de funcionalidade do site</w:t>
+            </w:r>
+          </w:p>
+        </w:tc>
+      </w:tr>
+      <w:tr>
+        <w:tc>
+          <w:tcPr>
+            <w:tcW w:type="dxa" w:w="3008"/>
+          </w:tcPr>
+          <w:p>
+            <w:r>
+              <w:rPr>
+                <w:b w:val="false"/>
+                <w:bCs w:val="false"/>
+                <w:color w:val="000000"/>
+                <w:sz w:val="19"/>
+                <w:szCs w:val="19"/>
+              </w:rPr>
+              <w:t xml:space="preserve">cotação de orçamento para condomínio</w:t>
+            </w:r>
+          </w:p>
+        </w:tc>
+        <w:tc>
+          <w:tcPr>
+            <w:tcW w:type="dxa" w:w="3008"/>
+          </w:tcPr>
+          <w:p>
+            <w:r>
+              <w:rPr>
+                <w:b w:val="false"/>
+                <w:bCs w:val="false"/>
+                <w:color w:val="000000"/>
+                <w:sz w:val="19"/>
+                <w:szCs w:val="19"/>
+              </w:rPr>
+              <w:t xml:space="preserve">10–100</w:t>
+            </w:r>
+          </w:p>
+        </w:tc>
+        <w:tc>
+          <w:tcPr>
+            <w:tcW w:type="dxa" w:w="3008"/>
+          </w:tcPr>
+          <w:p>
+            <w:r>
+              <w:rPr>
+                <w:b w:val="false"/>
+                <w:bCs w:val="false"/>
+                <w:color w:val="000000"/>
+                <w:sz w:val="19"/>
+                <w:szCs w:val="19"/>
+              </w:rPr>
+              <w:t xml:space="preserve">Extraída dos blocos de funcionalidade do site</w:t>
+            </w:r>
+          </w:p>
+        </w:tc>
+      </w:tr>
+      <w:tr>
+        <w:tc>
+          <w:tcPr>
+            <w:tcW w:type="dxa" w:w="3008"/>
+          </w:tcPr>
+          <w:p>
+            <w:r>
+              <w:rPr>
+                <w:b w:val="false"/>
+                <w:bCs w:val="false"/>
+                <w:color w:val="000000"/>
+                <w:sz w:val="19"/>
+                <w:szCs w:val="19"/>
+              </w:rPr>
+              <w:t xml:space="preserve">obrigações legais do condomínio prazo</w:t>
+            </w:r>
+          </w:p>
+        </w:tc>
+        <w:tc>
+          <w:tcPr>
+            <w:tcW w:type="dxa" w:w="3008"/>
+          </w:tcPr>
+          <w:p>
+            <w:r>
+              <w:rPr>
+                <w:b w:val="false"/>
+                <w:bCs w:val="false"/>
+                <w:color w:val="000000"/>
+                <w:sz w:val="19"/>
+                <w:szCs w:val="19"/>
+              </w:rPr>
+              <w:t xml:space="preserve">10–100</w:t>
+            </w:r>
+          </w:p>
+        </w:tc>
+        <w:tc>
+          <w:tcPr>
+            <w:tcW w:type="dxa" w:w="3008"/>
+          </w:tcPr>
+          <w:p>
+            <w:r>
+              <w:rPr>
+                <w:b w:val="false"/>
+                <w:bCs w:val="false"/>
+                <w:color w:val="000000"/>
+                <w:sz w:val="19"/>
+                <w:szCs w:val="19"/>
+              </w:rPr>
+              <w:t xml:space="preserve">Extraída dos blocos de funcionalidade do site</w:t>
+            </w:r>
+          </w:p>
+        </w:tc>
+      </w:tr>
+      <w:tr>
+        <w:tc>
+          <w:tcPr>
+            <w:tcW w:type="dxa" w:w="3008"/>
+          </w:tcPr>
+          <w:p>
+            <w:r>
+              <w:rPr>
+                <w:b w:val="false"/>
+                <w:bCs w:val="false"/>
+                <w:color w:val="000000"/>
+                <w:sz w:val="19"/>
+                <w:szCs w:val="19"/>
+              </w:rPr>
               <w:t xml:space="preserve">portal do síndico</w:t>
             </w:r>
           </w:p>
@@ -1718,6 +2151,175 @@
           <w:szCs w:val="21"/>
         </w:rPr>
         <w:t xml:space="preserve"> com uma verba desse tamanho, não compensa abrir uma segunda campanha em outro formato — ela competiria pelo mesmo orçamento e tornaria mais lento o aprendizado de ambas. Fica só a campanha de Pesquisa.</w:t>
+      </w:r>
+    </w:p>
+    <w:p>
+      <w:pPr>
+        <w:spacing w:after="160"/>
+      </w:pPr>
+      <w:r>
+        <w:rPr>
+          <w:b/>
+          <w:bCs/>
+          <w:sz w:val="21"/>
+          <w:szCs w:val="21"/>
+        </w:rPr>
+        <w:t xml:space="preserve">Palavras-chave extraídas do próprio site do portal (a partir dos prints que a Amanda já passou):</w:t>
+      </w:r>
+      <w:r>
+        <w:rPr>
+          <w:sz w:val="21"/>
+          <w:szCs w:val="21"/>
+        </w:rPr>
+        <w:t xml:space="preserve"> a página mostra, no painel de exemplo, itens específicos de prazo e manutenção (extintor, teste de estanqueidade do gás, manutenção preventiva do gerador, limpeza de caixa d'água) e os quatro blocos de funcionalidade (obrigações do condomínio, avisos e alertas, orçamentos, relatório de conformidade). Dá para transformar isso em mais algumas palavras-chave de cauda longa, prováveis buscas de quem já tem esse problema específico:</w:t>
+      </w:r>
+    </w:p>
+    <w:p>
+      <w:pPr>
+        <w:pStyle w:val="ListParagraph"/>
+        <w:numPr>
+          <w:ilvl w:val="0"/>
+          <w:numId w:val="1"/>
+        </w:numPr>
+        <w:spacing w:after="80"/>
+      </w:pPr>
+      <w:r>
+        <w:rPr>
+          <w:sz w:val="21"/>
+          <w:szCs w:val="21"/>
+        </w:rPr>
+        <w:t xml:space="preserve">"extintor vencido condomínio"</w:t>
+      </w:r>
+    </w:p>
+    <w:p>
+      <w:pPr>
+        <w:pStyle w:val="ListParagraph"/>
+        <w:numPr>
+          <w:ilvl w:val="0"/>
+          <w:numId w:val="1"/>
+        </w:numPr>
+        <w:spacing w:after="80"/>
+      </w:pPr>
+      <w:r>
+        <w:rPr>
+          <w:sz w:val="21"/>
+          <w:szCs w:val="21"/>
+        </w:rPr>
+        <w:t xml:space="preserve">"teste de estanqueidade gás condomínio"</w:t>
+      </w:r>
+    </w:p>
+    <w:p>
+      <w:pPr>
+        <w:pStyle w:val="ListParagraph"/>
+        <w:numPr>
+          <w:ilvl w:val="0"/>
+          <w:numId w:val="1"/>
+        </w:numPr>
+        <w:spacing w:after="80"/>
+      </w:pPr>
+      <w:r>
+        <w:rPr>
+          <w:sz w:val="21"/>
+          <w:szCs w:val="21"/>
+        </w:rPr>
+        <w:t xml:space="preserve">"manutenção preventiva gerador condomínio"</w:t>
+      </w:r>
+    </w:p>
+    <w:p>
+      <w:pPr>
+        <w:pStyle w:val="ListParagraph"/>
+        <w:numPr>
+          <w:ilvl w:val="0"/>
+          <w:numId w:val="1"/>
+        </w:numPr>
+        <w:spacing w:after="80"/>
+      </w:pPr>
+      <w:r>
+        <w:rPr>
+          <w:sz w:val="21"/>
+          <w:szCs w:val="21"/>
+        </w:rPr>
+        <w:t xml:space="preserve">"limpeza caixa d'água condomínio obrigatoriedade"</w:t>
+      </w:r>
+    </w:p>
+    <w:p>
+      <w:pPr>
+        <w:pStyle w:val="ListParagraph"/>
+        <w:numPr>
+          <w:ilvl w:val="0"/>
+          <w:numId w:val="1"/>
+        </w:numPr>
+        <w:spacing w:after="80"/>
+      </w:pPr>
+      <w:r>
+        <w:rPr>
+          <w:sz w:val="21"/>
+          <w:szCs w:val="21"/>
+        </w:rPr>
+        <w:t xml:space="preserve">"relatório de conformidade condomínio"</w:t>
+      </w:r>
+    </w:p>
+    <w:p>
+      <w:pPr>
+        <w:pStyle w:val="ListParagraph"/>
+        <w:numPr>
+          <w:ilvl w:val="0"/>
+          <w:numId w:val="1"/>
+        </w:numPr>
+        <w:spacing w:after="80"/>
+      </w:pPr>
+      <w:r>
+        <w:rPr>
+          <w:sz w:val="21"/>
+          <w:szCs w:val="21"/>
+        </w:rPr>
+        <w:t xml:space="preserve">"alerta de vencimento condomínio"</w:t>
+      </w:r>
+    </w:p>
+    <w:p>
+      <w:pPr>
+        <w:pStyle w:val="ListParagraph"/>
+        <w:numPr>
+          <w:ilvl w:val="0"/>
+          <w:numId w:val="1"/>
+        </w:numPr>
+        <w:spacing w:after="80"/>
+      </w:pPr>
+      <w:r>
+        <w:rPr>
+          <w:sz w:val="21"/>
+          <w:szCs w:val="21"/>
+        </w:rPr>
+        <w:t xml:space="preserve">"cotação de orçamento para condomínio"</w:t>
+      </w:r>
+    </w:p>
+    <w:p>
+      <w:pPr>
+        <w:pStyle w:val="ListParagraph"/>
+        <w:numPr>
+          <w:ilvl w:val="0"/>
+          <w:numId w:val="1"/>
+        </w:numPr>
+        <w:spacing w:after="80"/>
+      </w:pPr>
+      <w:r>
+        <w:rPr>
+          <w:sz w:val="21"/>
+          <w:szCs w:val="21"/>
+        </w:rPr>
+        <w:t xml:space="preserve">"obrigações legais do condomínio prazo"</w:t>
+      </w:r>
+    </w:p>
+    <w:p>
+      <w:pPr>
+        <w:spacing w:after="160"/>
+      </w:pPr>
+      <w:r>
+        <w:rPr>
+          <w:sz w:val="21"/>
+          <w:szCs w:val="21"/>
+        </w:rPr>
+        <w:t xml:space="preserve">Mesma lógica das outras palavras de cauda longa: volume provavelmente baixo, mas intenção muito qualificada — vale incluir no grupo e cortar o que não performar.</w:t>
       </w:r>
     </w:p>
     <w:p>
@@ -1898,6 +2500,32 @@
           <w:szCs w:val="21"/>
         </w:rPr>
         <w:t xml:space="preserve">Campanha só entra no ar depois do print confirmando "Gravando conversões" para as duas, conforme o próprio pedido do Giuliano.</w:t>
+      </w:r>
+    </w:p>
+    <w:p>
+      <w:pPr>
+        <w:pStyle w:val="ListParagraph"/>
+        <w:numPr>
+          <w:ilvl w:val="0"/>
+          <w:numId w:val="1"/>
+        </w:numPr>
+        <w:spacing w:after="80"/>
+      </w:pPr>
+      <w:r>
+        <w:rPr>
+          <w:b/>
+          <w:bCs/>
+          <w:sz w:val="21"/>
+          <w:szCs w:val="21"/>
+        </w:rPr>
+        <w:t xml:space="preserve">Instalação das tags:</w:t>
+      </w:r>
+      <w:r>
+        <w:rPr>
+          <w:sz w:val="21"/>
+          <w:szCs w:val="21"/>
+        </w:rPr>
+        <w:t xml:space="preserve"> a parte técnica fica com a Amanda — ela entra direto no Webflow, cadastra os eventos de conversão por lá e vincula ao Google Ads, para puxar os eventos de cadastro e os demais.</w:t>
       </w:r>
     </w:p>
     <w:p>
@@ -2262,7 +2890,7 @@
           <w:sz w:val="21"/>
           <w:szCs w:val="21"/>
         </w:rPr>
-        <w:t xml:space="preserve">1. Validar com a agência/equipe técnica se a medição de conversões já está "Gravando conversões".</w:t>
+        <w:t xml:space="preserve">1. Amanda cadastra os eventos de conversão no Webflow e vincula ao Google Ads, e valida se a medição já está "Gravando conversões".</w:t>
       </w:r>
     </w:p>
     <w:p>

--- a/eleva/estrutura-google-ads-portal-sindico.docx
+++ b/eleva/estrutura-google-ads-portal-sindico.docx
@@ -2143,28 +2143,7 @@
           <w:sz w:val="21"/>
           <w:szCs w:val="21"/>
         </w:rPr>
-        <w:t xml:space="preserve">Sobre Performance Max:</w:t>
-      </w:r>
-      <w:r>
-        <w:rPr>
-          <w:sz w:val="21"/>
-          <w:szCs w:val="21"/>
-        </w:rPr>
-        <w:t xml:space="preserve"> com uma verba desse tamanho, não compensa abrir uma segunda campanha em outro formato — ela competiria pelo mesmo orçamento e tornaria mais lento o aprendizado de ambas. Fica só a campanha de Pesquisa.</w:t>
-      </w:r>
-    </w:p>
-    <w:p>
-      <w:pPr>
-        <w:spacing w:after="160"/>
-      </w:pPr>
-      <w:r>
-        <w:rPr>
-          <w:b/>
-          <w:bCs/>
-          <w:sz w:val="21"/>
-          <w:szCs w:val="21"/>
-        </w:rPr>
-        <w:t xml:space="preserve">Palavras-chave extraídas do próprio site do portal (a partir dos prints que a Amanda já passou):</w:t>
+        <w:t xml:space="preserve">Para testarmos também: Palavras-chave extraídas do próprio site do portal:</w:t>
       </w:r>
       <w:r>
         <w:rPr>

--- a/eleva/estrutura-google-ads-portal-sindico.docx
+++ b/eleva/estrutura-google-ads-portal-sindico.docx
@@ -2665,7 +2665,7 @@
                 <w:sz w:val="19"/>
                 <w:szCs w:val="19"/>
               </w:rPr>
-              <w:t xml:space="preserve">Ok final do Giuliano para ativar</w:t>
+              <w:t xml:space="preserve">Prazo para o Giuliano aprovar a estratégia (Google e Meta)</w:t>
             </w:r>
           </w:p>
         </w:tc>
@@ -2682,7 +2682,7 @@
                 <w:sz w:val="19"/>
                 <w:szCs w:val="19"/>
               </w:rPr>
-              <w:t xml:space="preserve">Gatilho de início</w:t>
+              <w:t xml:space="preserve">Até o dia 12/10</w:t>
             </w:r>
           </w:p>
         </w:tc>
@@ -2701,7 +2701,7 @@
                 <w:sz w:val="19"/>
                 <w:szCs w:val="19"/>
               </w:rPr>
-              <w:t xml:space="preserve">Veiculação — 1ª metade</w:t>
+              <w:t xml:space="preserve">Configuração da campanha no Google Ads</w:t>
             </w:r>
           </w:p>
         </w:tc>
@@ -2718,7 +2718,7 @@
                 <w:sz w:val="19"/>
                 <w:szCs w:val="19"/>
               </w:rPr>
-              <w:t xml:space="preserve">~15 dias, a partir do dia 13 ou 20/10 (data de lançamento)</w:t>
+              <w:t xml:space="preserve">~3 dias úteis após a aprovação (configuração mais demorada)</w:t>
             </w:r>
           </w:p>
         </w:tc>
@@ -2737,7 +2737,7 @@
                 <w:sz w:val="19"/>
                 <w:szCs w:val="19"/>
               </w:rPr>
-              <w:t xml:space="preserve">Revisão de desempenho e ajuste de lance</w:t>
+              <w:t xml:space="preserve">Configuração da campanha na Meta</w:t>
             </w:r>
           </w:p>
         </w:tc>
@@ -2754,7 +2754,7 @@
                 <w:sz w:val="19"/>
                 <w:szCs w:val="19"/>
               </w:rPr>
-              <w:t xml:space="preserve">Na virada de outubro para novembro</w:t>
+              <w:t xml:space="preserve">~2 dias úteis após a aprovação</w:t>
             </w:r>
           </w:p>
         </w:tc>
@@ -2773,7 +2773,7 @@
                 <w:sz w:val="19"/>
                 <w:szCs w:val="19"/>
               </w:rPr>
-              <w:t xml:space="preserve">Veiculação — 2ª metade</w:t>
+              <w:t xml:space="preserve">Tudo no ar (Google e Meta)</w:t>
             </w:r>
           </w:p>
         </w:tc>
@@ -2790,7 +2790,27 @@
                 <w:sz w:val="19"/>
                 <w:szCs w:val="19"/>
               </w:rPr>
-              <w:t xml:space="preserve">~15 dias, seguindo em novembro</w:t>
+              <w:t xml:space="preserve">Aprovando até 12/10, o previsto é estar tudo ativo até </w:t>
+            </w:r>
+            <w:r>
+              <w:rPr>
+                <w:b w:val="false"/>
+                <w:bCs w:val="false"/>
+                <w:color w:val="000000"/>
+                <w:sz w:val="19"/>
+                <w:szCs w:val="19"/>
+              </w:rPr>
+              <w:t xml:space="preserve">15–16/10</w:t>
+            </w:r>
+            <w:r>
+              <w:rPr>
+                <w:b w:val="false"/>
+                <w:bCs w:val="false"/>
+                <w:color w:val="000000"/>
+                <w:sz w:val="19"/>
+                <w:szCs w:val="19"/>
+              </w:rPr>
+              <w:t xml:space="preserve">, semana que vem</w:t>
             </w:r>
           </w:p>
         </w:tc>
@@ -2809,6 +2829,114 @@
                 <w:sz w:val="19"/>
                 <w:szCs w:val="19"/>
               </w:rPr>
+              <w:t xml:space="preserve">Veiculação — 1ª metade</w:t>
+            </w:r>
+          </w:p>
+        </w:tc>
+        <w:tc>
+          <w:tcPr>
+            <w:tcW w:type="dxa" w:w="4513"/>
+          </w:tcPr>
+          <w:p>
+            <w:r>
+              <w:rPr>
+                <w:b w:val="false"/>
+                <w:bCs w:val="false"/>
+                <w:color w:val="000000"/>
+                <w:sz w:val="19"/>
+                <w:szCs w:val="19"/>
+              </w:rPr>
+              <w:t xml:space="preserve">~15 dias, a partir da ativação</w:t>
+            </w:r>
+          </w:p>
+        </w:tc>
+      </w:tr>
+      <w:tr>
+        <w:tc>
+          <w:tcPr>
+            <w:tcW w:type="dxa" w:w="4513"/>
+          </w:tcPr>
+          <w:p>
+            <w:r>
+              <w:rPr>
+                <w:b w:val="false"/>
+                <w:bCs w:val="false"/>
+                <w:color w:val="000000"/>
+                <w:sz w:val="19"/>
+                <w:szCs w:val="19"/>
+              </w:rPr>
+              <w:t xml:space="preserve">Revisão de desempenho e ajuste de lance</w:t>
+            </w:r>
+          </w:p>
+        </w:tc>
+        <w:tc>
+          <w:tcPr>
+            <w:tcW w:type="dxa" w:w="4513"/>
+          </w:tcPr>
+          <w:p>
+            <w:r>
+              <w:rPr>
+                <w:b w:val="false"/>
+                <w:bCs w:val="false"/>
+                <w:color w:val="000000"/>
+                <w:sz w:val="19"/>
+                <w:szCs w:val="19"/>
+              </w:rPr>
+              <w:t xml:space="preserve">Na virada de outubro para novembro</w:t>
+            </w:r>
+          </w:p>
+        </w:tc>
+      </w:tr>
+      <w:tr>
+        <w:tc>
+          <w:tcPr>
+            <w:tcW w:type="dxa" w:w="4513"/>
+          </w:tcPr>
+          <w:p>
+            <w:r>
+              <w:rPr>
+                <w:b w:val="false"/>
+                <w:bCs w:val="false"/>
+                <w:color w:val="000000"/>
+                <w:sz w:val="19"/>
+                <w:szCs w:val="19"/>
+              </w:rPr>
+              <w:t xml:space="preserve">Veiculação — 2ª metade</w:t>
+            </w:r>
+          </w:p>
+        </w:tc>
+        <w:tc>
+          <w:tcPr>
+            <w:tcW w:type="dxa" w:w="4513"/>
+          </w:tcPr>
+          <w:p>
+            <w:r>
+              <w:rPr>
+                <w:b w:val="false"/>
+                <w:bCs w:val="false"/>
+                <w:color w:val="000000"/>
+                <w:sz w:val="19"/>
+                <w:szCs w:val="19"/>
+              </w:rPr>
+              <w:t xml:space="preserve">~15 dias, seguindo em novembro</w:t>
+            </w:r>
+          </w:p>
+        </w:tc>
+      </w:tr>
+      <w:tr>
+        <w:tc>
+          <w:tcPr>
+            <w:tcW w:type="dxa" w:w="4513"/>
+          </w:tcPr>
+          <w:p>
+            <w:r>
+              <w:rPr>
+                <w:b w:val="false"/>
+                <w:bCs w:val="false"/>
+                <w:color w:val="000000"/>
+                <w:sz w:val="19"/>
+                <w:szCs w:val="19"/>
+              </w:rPr>
               <w:t xml:space="preserve">Relatório de resultados (cadastros gerados, CPA, CTR)</w:t>
             </w:r>
           </w:p>
@@ -2836,6 +2964,20 @@
       <w:pPr>
         <w:spacing w:after="160"/>
       </w:pPr>
+    </w:p>
+    <w:p>
+      <w:pPr>
+        <w:spacing w:after="160"/>
+      </w:pPr>
+      <w:r>
+        <w:rPr>
+          <w:i/>
+          <w:iCs/>
+          <w:sz w:val="21"/>
+          <w:szCs w:val="21"/>
+        </w:rPr>
+        <w:t xml:space="preserve">Se a aprovação vier mais perto do lançamento do portal (13 ou 20/10) em vez de hoje, o prazo desliza na mesma proporção: configuração do Google em ~3 dias úteis, Meta em ~2 dias úteis, contados a partir da data real de aprovação.</w:t>
+      </w:r>
     </w:p>
     <w:p>
       <w:pPr>
